--- a/docs/studyguides/lawsofindices.docx
+++ b/docs/studyguides/lawsofindices.docx
@@ -10872,10 +10872,92 @@
             <w:pPr>
               <w:pStyle w:val="BodyText"/>
             </w:pPr>
+            <m:oMathPara>
+              <m:oMathParaPr>
+                <m:jc m:val="center"/>
+              </m:oMathParaPr>
+              <m:oMath>
+                <m:m>
+                  <m:mPr>
+                    <m:baseJc m:val="center"/>
+                    <m:plcHide m:val="on"/>
+                    <m:mcs>
+                      <m:mc>
+                        <m:mcPr>
+                          <m:mcJc m:val="right"/>
+                          <m:count m:val="1"/>
+                        </m:mcPr>
+                      </m:mc>
+                    </m:mcs>
+                  </m:mPr>
+                  <m:mr>
+                    <m:e>
+                      <m:rad>
+                        <m:deg>
+                          <m:r>
+                            <m:t>n</m:t>
+                          </m:r>
+                        </m:deg>
+                        <m:e>
+                          <m:r>
+                            <m:t>a</m:t>
+                          </m:r>
+                          <m:r>
+                            <m:rPr>
+                              <m:sty m:val="p"/>
+                            </m:rPr>
+                            <m:t>⋅</m:t>
+                          </m:r>
+                          <m:r>
+                            <m:t>b</m:t>
+                          </m:r>
+                        </m:e>
+                      </m:rad>
+                      <m:r>
+                        <m:rPr>
+                          <m:sty m:val="p"/>
+                        </m:rPr>
+                        <m:t>=</m:t>
+                      </m:r>
+                      <m:rad>
+                        <m:deg>
+                          <m:r>
+                            <m:t>n</m:t>
+                          </m:r>
+                        </m:deg>
+                        <m:e>
+                          <m:r>
+                            <m:t>a</m:t>
+                          </m:r>
+                        </m:e>
+                      </m:rad>
+                      <m:r>
+                        <m:rPr>
+                          <m:sty m:val="p"/>
+                        </m:rPr>
+                        <m:t>⋅</m:t>
+                      </m:r>
+                      <m:rad>
+                        <m:deg>
+                          <m:r>
+                            <m:t>n</m:t>
+                          </m:r>
+                        </m:deg>
+                        <m:e>
+                          <m:r>
+                            <m:t>b</m:t>
+                          </m:r>
+                        </m:e>
+                      </m:rad>
+                    </m:e>
+                  </m:mr>
+                </m:m>
+              </m:oMath>
+            </m:oMathPara>
           </w:p>
           <w:p>
             <w:pPr>
-              <w:pStyle w:val="BodyText"/>
+              <w:pStyle w:val="FirstParagraph"/>
             </w:pPr>
             <w:r>
               <w:t xml:space="preserve">Where you are using the commutativity of multiplication to split up the</w:t>

--- a/docs/studyguides/lawsofindices.docx
+++ b/docs/studyguides/lawsofindices.docx
@@ -34,7 +34,7 @@
         <w:t xml:space="preserve">In mathematics, a knowledge of indices is important for an understanding of algebraic processes. The laws of indices enable expressions involving powers to be manipulated more efficiently than writing them out in full.</w:t>
       </w:r>
     </w:p>
-    <w:bookmarkStart w:id="25" w:name="what-are-indices"/>
+    <w:bookmarkStart w:id="14" w:name="what-are-indices"/>
     <w:p>
       <w:pPr>
         <w:pStyle w:val="Heading1"/>
@@ -131,18 +131,18 @@
                 <wp:inline>
                   <wp:extent cx="152400" cy="152400"/>
                   <wp:effectExtent b="0" l="0" r="0" t="0"/>
-                  <wp:docPr descr="" title="" id="21" name="Picture"/>
+                  <wp:docPr descr="" title="" id="10" name="Picture"/>
                   <a:graphic>
                     <a:graphicData uri="http://schemas.openxmlformats.org/drawingml/2006/picture">
                       <pic:pic>
                         <pic:nvPicPr>
-                          <pic:cNvPr descr="/Applications/quarto/share/formats/docx/note.png" id="22" name="Picture"/>
+                          <pic:cNvPr descr="/Applications/quarto/share/formats/docx/note.png" id="11" name="Picture"/>
                           <pic:cNvPicPr>
                             <a:picLocks noChangeArrowheads="1" noChangeAspect="1"/>
                           </pic:cNvPicPr>
                         </pic:nvPicPr>
                         <pic:blipFill>
-                          <a:blip r:embed="rId20"/>
+                          <a:blip r:embed="rId9"/>
                           <a:stretch>
                             <a:fillRect/>
                           </a:stretch>
@@ -338,8 +338,8 @@
                     <m:r>
                       <m:rPr>
                         <m:nor/>
+                        <m:scr m:val="sans-serif"/>
                         <m:sty m:val="p"/>
-                        <m:scr m:val="sans-serif"/>
                       </m:rPr>
                       <m:t> times</m:t>
                     </m:r>
@@ -601,18 +601,18 @@
                 <wp:inline>
                   <wp:extent cx="152400" cy="152400"/>
                   <wp:effectExtent b="0" l="0" r="0" t="0"/>
-                  <wp:docPr descr="" title="" id="23" name="Picture"/>
+                  <wp:docPr descr="" title="" id="12" name="Picture"/>
                   <a:graphic>
                     <a:graphicData uri="http://schemas.openxmlformats.org/drawingml/2006/picture">
                       <pic:pic>
                         <pic:nvPicPr>
-                          <pic:cNvPr descr="/Applications/quarto/share/formats/docx/note.png" id="24" name="Picture"/>
+                          <pic:cNvPr descr="/Applications/quarto/share/formats/docx/note.png" id="13" name="Picture"/>
                           <pic:cNvPicPr>
                             <a:picLocks noChangeArrowheads="1" noChangeAspect="1"/>
                           </pic:cNvPicPr>
                         </pic:nvPicPr>
                         <pic:blipFill>
-                          <a:blip r:embed="rId20"/>
+                          <a:blip r:embed="rId9"/>
                           <a:stretch>
                             <a:fillRect/>
                           </a:stretch>
@@ -903,8 +903,8 @@
         </w:tc>
       </w:tr>
     </w:tbl>
-    <w:bookmarkEnd w:id="25"/>
-    <w:bookmarkStart w:id="65" w:name="laws-of-indices"/>
+    <w:bookmarkEnd w:id="14"/>
+    <w:bookmarkStart w:id="54" w:name="laws-of-indices"/>
     <w:p>
       <w:pPr>
         <w:pStyle w:val="Heading1"/>
@@ -1054,18 +1054,18 @@
                 <wp:inline>
                   <wp:extent cx="152400" cy="152400"/>
                   <wp:effectExtent b="0" l="0" r="0" t="0"/>
-                  <wp:docPr descr="" title="" id="26" name="Picture"/>
+                  <wp:docPr descr="" title="" id="15" name="Picture"/>
                   <a:graphic>
                     <a:graphicData uri="http://schemas.openxmlformats.org/drawingml/2006/picture">
                       <pic:pic>
                         <pic:nvPicPr>
-                          <pic:cNvPr descr="/Applications/quarto/share/formats/docx/note.png" id="27" name="Picture"/>
+                          <pic:cNvPr descr="/Applications/quarto/share/formats/docx/note.png" id="16" name="Picture"/>
                           <pic:cNvPicPr>
                             <a:picLocks noChangeArrowheads="1" noChangeAspect="1"/>
                           </pic:cNvPicPr>
                         </pic:nvPicPr>
                         <pic:blipFill>
-                          <a:blip r:embed="rId20"/>
+                          <a:blip r:embed="rId9"/>
                           <a:stretch>
                             <a:fillRect/>
                           </a:stretch>
@@ -1365,65 +1365,69 @@
                   </m:rPr>
                   <m:t>=</m:t>
                 </m:r>
-                <m:d>
-                  <m:dPr>
-                    <m:begChr m:val="("/>
-                    <m:sepChr m:val=""/>
-                    <m:endChr m:val=")"/>
-                    <m:grow/>
-                  </m:dPr>
-                  <m:e>
-                    <m:r>
-                      <m:t>3</m:t>
-                    </m:r>
-                    <m:r>
-                      <m:rPr>
-                        <m:sty m:val="p"/>
-                      </m:rPr>
-                      <m:t>·</m:t>
-                    </m:r>
-                    <m:r>
-                      <m:t>3</m:t>
-                    </m:r>
-                  </m:e>
-                </m:d>
+                <m:r>
+                  <m:rPr>
+                    <m:sty m:val="p"/>
+                  </m:rPr>
+                  <m:t>(</m:t>
+                </m:r>
+                <m:r>
+                  <m:t>3</m:t>
+                </m:r>
                 <m:r>
                   <m:rPr>
                     <m:sty m:val="p"/>
                   </m:rPr>
                   <m:t>·</m:t>
                 </m:r>
-                <m:d>
-                  <m:dPr>
-                    <m:begChr m:val="("/>
-                    <m:sepChr m:val=""/>
-                    <m:endChr m:val=")"/>
-                    <m:grow/>
-                  </m:dPr>
-                  <m:e>
-                    <m:r>
-                      <m:t>3</m:t>
-                    </m:r>
-                    <m:r>
-                      <m:rPr>
-                        <m:sty m:val="p"/>
-                      </m:rPr>
-                      <m:t>·</m:t>
-                    </m:r>
-                    <m:r>
-                      <m:t>3</m:t>
-                    </m:r>
-                    <m:r>
-                      <m:rPr>
-                        <m:sty m:val="p"/>
-                      </m:rPr>
-                      <m:t>·</m:t>
-                    </m:r>
-                    <m:r>
-                      <m:t>3</m:t>
-                    </m:r>
-                  </m:e>
-                </m:d>
+                <m:r>
+                  <m:t>3</m:t>
+                </m:r>
+                <m:r>
+                  <m:rPr>
+                    <m:sty m:val="p"/>
+                  </m:rPr>
+                  <m:t>)</m:t>
+                </m:r>
+                <m:r>
+                  <m:rPr>
+                    <m:sty m:val="p"/>
+                  </m:rPr>
+                  <m:t>·</m:t>
+                </m:r>
+                <m:r>
+                  <m:rPr>
+                    <m:sty m:val="p"/>
+                  </m:rPr>
+                  <m:t>(</m:t>
+                </m:r>
+                <m:r>
+                  <m:t>3</m:t>
+                </m:r>
+                <m:r>
+                  <m:rPr>
+                    <m:sty m:val="p"/>
+                  </m:rPr>
+                  <m:t>·</m:t>
+                </m:r>
+                <m:r>
+                  <m:t>3</m:t>
+                </m:r>
+                <m:r>
+                  <m:rPr>
+                    <m:sty m:val="p"/>
+                  </m:rPr>
+                  <m:t>·</m:t>
+                </m:r>
+                <m:r>
+                  <m:t>3</m:t>
+                </m:r>
+                <m:r>
+                  <m:rPr>
+                    <m:sty m:val="p"/>
+                  </m:rPr>
+                  <m:t>)</m:t>
+                </m:r>
               </m:oMath>
             </m:oMathPara>
           </w:p>
@@ -1632,18 +1636,18 @@
                 <wp:inline>
                   <wp:extent cx="152400" cy="152400"/>
                   <wp:effectExtent b="0" l="0" r="0" t="0"/>
-                  <wp:docPr descr="" title="" id="28" name="Picture"/>
+                  <wp:docPr descr="" title="" id="17" name="Picture"/>
                   <a:graphic>
                     <a:graphicData uri="http://schemas.openxmlformats.org/drawingml/2006/picture">
                       <pic:pic>
                         <pic:nvPicPr>
-                          <pic:cNvPr descr="/Applications/quarto/share/formats/docx/note.png" id="29" name="Picture"/>
+                          <pic:cNvPr descr="/Applications/quarto/share/formats/docx/note.png" id="18" name="Picture"/>
                           <pic:cNvPicPr>
                             <a:picLocks noChangeArrowheads="1" noChangeAspect="1"/>
                           </pic:cNvPicPr>
                         </pic:nvPicPr>
                         <pic:blipFill>
-                          <a:blip r:embed="rId20"/>
+                          <a:blip r:embed="rId9"/>
                           <a:stretch>
                             <a:fillRect/>
                           </a:stretch>
@@ -2136,18 +2140,18 @@
                 <wp:inline>
                   <wp:extent cx="152400" cy="152400"/>
                   <wp:effectExtent b="0" l="0" r="0" t="0"/>
-                  <wp:docPr descr="" title="" id="30" name="Picture"/>
+                  <wp:docPr descr="" title="" id="19" name="Picture"/>
                   <a:graphic>
                     <a:graphicData uri="http://schemas.openxmlformats.org/drawingml/2006/picture">
                       <pic:pic>
                         <pic:nvPicPr>
-                          <pic:cNvPr descr="/Applications/quarto/share/formats/docx/note.png" id="31" name="Picture"/>
+                          <pic:cNvPr descr="/Applications/quarto/share/formats/docx/note.png" id="20" name="Picture"/>
                           <pic:cNvPicPr>
                             <a:picLocks noChangeArrowheads="1" noChangeAspect="1"/>
                           </pic:cNvPicPr>
                         </pic:nvPicPr>
                         <pic:blipFill>
-                          <a:blip r:embed="rId20"/>
+                          <a:blip r:embed="rId9"/>
                           <a:stretch>
                             <a:fillRect/>
                           </a:stretch>
@@ -2757,18 +2761,18 @@
                 <wp:inline>
                   <wp:extent cx="152400" cy="152400"/>
                   <wp:effectExtent b="0" l="0" r="0" t="0"/>
-                  <wp:docPr descr="" title="" id="32" name="Picture"/>
+                  <wp:docPr descr="" title="" id="21" name="Picture"/>
                   <a:graphic>
                     <a:graphicData uri="http://schemas.openxmlformats.org/drawingml/2006/picture">
                       <pic:pic>
                         <pic:nvPicPr>
-                          <pic:cNvPr descr="/Applications/quarto/share/formats/docx/note.png" id="33" name="Picture"/>
+                          <pic:cNvPr descr="/Applications/quarto/share/formats/docx/note.png" id="22" name="Picture"/>
                           <pic:cNvPicPr>
                             <a:picLocks noChangeArrowheads="1" noChangeAspect="1"/>
                           </pic:cNvPicPr>
                         </pic:nvPicPr>
                         <pic:blipFill>
-                          <a:blip r:embed="rId20"/>
+                          <a:blip r:embed="rId9"/>
                           <a:stretch>
                             <a:fillRect/>
                           </a:stretch>
@@ -3419,18 +3423,18 @@
                 <wp:inline>
                   <wp:extent cx="152400" cy="152400"/>
                   <wp:effectExtent b="0" l="0" r="0" t="0"/>
-                  <wp:docPr descr="" title="" id="34" name="Picture"/>
+                  <wp:docPr descr="" title="" id="23" name="Picture"/>
                   <a:graphic>
                     <a:graphicData uri="http://schemas.openxmlformats.org/drawingml/2006/picture">
                       <pic:pic>
                         <pic:nvPicPr>
-                          <pic:cNvPr descr="/Applications/quarto/share/formats/docx/note.png" id="35" name="Picture"/>
+                          <pic:cNvPr descr="/Applications/quarto/share/formats/docx/note.png" id="24" name="Picture"/>
                           <pic:cNvPicPr>
                             <a:picLocks noChangeArrowheads="1" noChangeAspect="1"/>
                           </pic:cNvPicPr>
                         </pic:nvPicPr>
                         <pic:blipFill>
-                          <a:blip r:embed="rId20"/>
+                          <a:blip r:embed="rId9"/>
                           <a:stretch>
                             <a:fillRect/>
                           </a:stretch>
@@ -3548,30 +3552,32 @@
                 <m:jc m:val="center"/>
               </m:oMathParaPr>
               <m:oMath>
+                <m:r>
+                  <m:rPr>
+                    <m:sty m:val="p"/>
+                  </m:rPr>
+                  <m:t>(</m:t>
+                </m:r>
                 <m:sSup>
                   <m:e>
-                    <m:d>
-                      <m:dPr>
-                        <m:begChr m:val="("/>
-                        <m:sepChr m:val=""/>
-                        <m:endChr m:val=")"/>
-                        <m:grow/>
-                      </m:dPr>
-                      <m:e>
-                        <m:sSup>
-                          <m:e>
-                            <m:r>
-                              <m:t>a</m:t>
-                            </m:r>
-                          </m:e>
-                          <m:sup>
-                            <m:r>
-                              <m:t>r</m:t>
-                            </m:r>
-                          </m:sup>
-                        </m:sSup>
-                      </m:e>
-                    </m:d>
+                    <m:r>
+                      <m:t>a</m:t>
+                    </m:r>
+                  </m:e>
+                  <m:sup>
+                    <m:r>
+                      <m:t>r</m:t>
+                    </m:r>
+                  </m:sup>
+                </m:sSup>
+                <m:sSup>
+                  <m:e>
+                    <m:r>
+                      <m:rPr>
+                        <m:sty m:val="p"/>
+                      </m:rPr>
+                      <m:t>)</m:t>
+                    </m:r>
                   </m:e>
                   <m:sup>
                     <m:r>
@@ -3654,30 +3660,32 @@
               <w:t xml:space="preserve"> </w:t>
             </w:r>
             <m:oMath>
+              <m:r>
+                <m:rPr>
+                  <m:sty m:val="p"/>
+                </m:rPr>
+                <m:t>(</m:t>
+              </m:r>
               <m:sSup>
                 <m:e>
-                  <m:d>
-                    <m:dPr>
-                      <m:begChr m:val="("/>
-                      <m:sepChr m:val=""/>
-                      <m:endChr m:val=")"/>
-                      <m:grow/>
-                    </m:dPr>
-                    <m:e>
-                      <m:sSup>
-                        <m:e>
-                          <m:r>
-                            <m:t>3</m:t>
-                          </m:r>
-                        </m:e>
-                        <m:sup>
-                          <m:r>
-                            <m:t>2</m:t>
-                          </m:r>
-                        </m:sup>
-                      </m:sSup>
-                    </m:e>
-                  </m:d>
+                  <m:r>
+                    <m:t>3</m:t>
+                  </m:r>
+                </m:e>
+                <m:sup>
+                  <m:r>
+                    <m:t>2</m:t>
+                  </m:r>
+                </m:sup>
+              </m:sSup>
+              <m:sSup>
+                <m:e>
+                  <m:r>
+                    <m:rPr>
+                      <m:sty m:val="p"/>
+                    </m:rPr>
+                    <m:t>)</m:t>
+                  </m:r>
                 </m:e>
                 <m:sup>
                   <m:r>
@@ -3856,30 +3864,32 @@
                 <m:jc m:val="center"/>
               </m:oMathParaPr>
               <m:oMath>
+                <m:r>
+                  <m:rPr>
+                    <m:sty m:val="p"/>
+                  </m:rPr>
+                  <m:t>(</m:t>
+                </m:r>
                 <m:sSup>
                   <m:e>
-                    <m:d>
-                      <m:dPr>
-                        <m:begChr m:val="("/>
-                        <m:sepChr m:val=""/>
-                        <m:endChr m:val=")"/>
-                        <m:grow/>
-                      </m:dPr>
-                      <m:e>
-                        <m:sSup>
-                          <m:e>
-                            <m:r>
-                              <m:t>3</m:t>
-                            </m:r>
-                          </m:e>
-                          <m:sup>
-                            <m:r>
-                              <m:t>2</m:t>
-                            </m:r>
-                          </m:sup>
-                        </m:sSup>
-                      </m:e>
-                    </m:d>
+                    <m:r>
+                      <m:t>3</m:t>
+                    </m:r>
+                  </m:e>
+                  <m:sup>
+                    <m:r>
+                      <m:t>2</m:t>
+                    </m:r>
+                  </m:sup>
+                </m:sSup>
+                <m:sSup>
+                  <m:e>
+                    <m:r>
+                      <m:rPr>
+                        <m:sty m:val="p"/>
+                      </m:rPr>
+                      <m:t>)</m:t>
+                    </m:r>
                   </m:e>
                   <m:sup>
                     <m:r>
@@ -3996,18 +4006,18 @@
                 <wp:inline>
                   <wp:extent cx="152400" cy="152400"/>
                   <wp:effectExtent b="0" l="0" r="0" t="0"/>
-                  <wp:docPr descr="" title="" id="36" name="Picture"/>
+                  <wp:docPr descr="" title="" id="25" name="Picture"/>
                   <a:graphic>
                     <a:graphicData uri="http://schemas.openxmlformats.org/drawingml/2006/picture">
                       <pic:pic>
                         <pic:nvPicPr>
-                          <pic:cNvPr descr="/Applications/quarto/share/formats/docx/note.png" id="37" name="Picture"/>
+                          <pic:cNvPr descr="/Applications/quarto/share/formats/docx/note.png" id="26" name="Picture"/>
                           <pic:cNvPicPr>
                             <a:picLocks noChangeArrowheads="1" noChangeAspect="1"/>
                           </pic:cNvPicPr>
                         </pic:nvPicPr>
                         <pic:blipFill>
-                          <a:blip r:embed="rId20"/>
+                          <a:blip r:embed="rId9"/>
                           <a:stretch>
                             <a:fillRect/>
                           </a:stretch>
@@ -4065,42 +4075,44 @@
               <w:t xml:space="preserve"> </w:t>
             </w:r>
             <m:oMath>
+              <m:r>
+                <m:rPr>
+                  <m:sty m:val="p"/>
+                </m:rPr>
+                <m:t>(</m:t>
+              </m:r>
               <m:sSup>
                 <m:e>
-                  <m:d>
-                    <m:dPr>
-                      <m:begChr m:val="("/>
-                      <m:sepChr m:val=""/>
-                      <m:endChr m:val=")"/>
-                      <m:grow/>
-                    </m:dPr>
-                    <m:e>
-                      <m:sSup>
-                        <m:e>
-                          <m:r>
-                            <m:t>x</m:t>
-                          </m:r>
-                        </m:e>
-                        <m:sup>
-                          <m:r>
-                            <m:t>2</m:t>
-                          </m:r>
-                        </m:sup>
-                      </m:sSup>
-                      <m:sSup>
-                        <m:e>
-                          <m:r>
-                            <m:t>y</m:t>
-                          </m:r>
-                        </m:e>
-                        <m:sup>
-                          <m:r>
-                            <m:t>3</m:t>
-                          </m:r>
-                        </m:sup>
-                      </m:sSup>
-                    </m:e>
-                  </m:d>
+                  <m:r>
+                    <m:t>x</m:t>
+                  </m:r>
+                </m:e>
+                <m:sup>
+                  <m:r>
+                    <m:t>2</m:t>
+                  </m:r>
+                </m:sup>
+              </m:sSup>
+              <m:sSup>
+                <m:e>
+                  <m:r>
+                    <m:t>y</m:t>
+                  </m:r>
+                </m:e>
+                <m:sup>
+                  <m:r>
+                    <m:t>3</m:t>
+                  </m:r>
+                </m:sup>
+              </m:sSup>
+              <m:sSup>
+                <m:e>
+                  <m:r>
+                    <m:rPr>
+                      <m:sty m:val="p"/>
+                    </m:rPr>
+                    <m:t>)</m:t>
+                  </m:r>
                 </m:e>
                 <m:sup>
                   <m:r>
@@ -4130,116 +4142,122 @@
                 <m:jc m:val="center"/>
               </m:oMathParaPr>
               <m:oMath>
+                <m:r>
+                  <m:rPr>
+                    <m:sty m:val="p"/>
+                  </m:rPr>
+                  <m:t>(</m:t>
+                </m:r>
                 <m:sSup>
                   <m:e>
-                    <m:d>
-                      <m:dPr>
-                        <m:begChr m:val="("/>
-                        <m:sepChr m:val=""/>
-                        <m:endChr m:val=")"/>
-                        <m:grow/>
-                      </m:dPr>
-                      <m:e>
-                        <m:sSup>
-                          <m:e>
-                            <m:r>
-                              <m:t>x</m:t>
-                            </m:r>
-                          </m:e>
-                          <m:sup>
-                            <m:r>
-                              <m:t>2</m:t>
-                            </m:r>
-                          </m:sup>
-                        </m:sSup>
-                        <m:sSup>
-                          <m:e>
-                            <m:r>
-                              <m:t>y</m:t>
-                            </m:r>
-                          </m:e>
-                          <m:sup>
-                            <m:r>
-                              <m:t>3</m:t>
-                            </m:r>
-                          </m:sup>
-                        </m:sSup>
-                      </m:e>
-                    </m:d>
+                    <m:r>
+                      <m:t>x</m:t>
+                    </m:r>
                   </m:e>
                   <m:sup>
                     <m:r>
-                      <m:t>4</m:t>
+                      <m:t>2</m:t>
                     </m:r>
                   </m:sup>
                 </m:sSup>
-                <m:r>
-                  <m:rPr>
-                    <m:sty m:val="p"/>
-                  </m:rPr>
-                  <m:t>=</m:t>
-                </m:r>
                 <m:sSup>
                   <m:e>
-                    <m:d>
-                      <m:dPr>
-                        <m:begChr m:val="("/>
-                        <m:sepChr m:val=""/>
-                        <m:endChr m:val=")"/>
-                        <m:grow/>
-                      </m:dPr>
-                      <m:e>
-                        <m:sSup>
-                          <m:e>
-                            <m:r>
-                              <m:t>x</m:t>
-                            </m:r>
-                          </m:e>
-                          <m:sup>
-                            <m:r>
-                              <m:t>2</m:t>
-                            </m:r>
-                          </m:sup>
-                        </m:sSup>
-                      </m:e>
-                    </m:d>
+                    <m:r>
+                      <m:t>y</m:t>
+                    </m:r>
                   </m:e>
                   <m:sup>
                     <m:r>
-                      <m:t>4</m:t>
+                      <m:t>3</m:t>
                     </m:r>
                   </m:sup>
                 </m:sSup>
-                <m:r>
-                  <m:rPr>
-                    <m:sty m:val="p"/>
-                  </m:rPr>
-                  <m:t>·</m:t>
-                </m:r>
                 <m:sSup>
                   <m:e>
-                    <m:d>
-                      <m:dPr>
-                        <m:begChr m:val="("/>
-                        <m:sepChr m:val=""/>
-                        <m:endChr m:val=")"/>
-                        <m:grow/>
-                      </m:dPr>
-                      <m:e>
-                        <m:sSup>
-                          <m:e>
-                            <m:r>
-                              <m:t>y</m:t>
-                            </m:r>
-                          </m:e>
-                          <m:sup>
-                            <m:r>
-                              <m:t>3</m:t>
-                            </m:r>
-                          </m:sup>
-                        </m:sSup>
-                      </m:e>
-                    </m:d>
+                    <m:r>
+                      <m:rPr>
+                        <m:sty m:val="p"/>
+                      </m:rPr>
+                      <m:t>)</m:t>
+                    </m:r>
+                  </m:e>
+                  <m:sup>
+                    <m:r>
+                      <m:t>4</m:t>
+                    </m:r>
+                  </m:sup>
+                </m:sSup>
+                <m:r>
+                  <m:rPr>
+                    <m:sty m:val="p"/>
+                  </m:rPr>
+                  <m:t>=</m:t>
+                </m:r>
+                <m:r>
+                  <m:rPr>
+                    <m:sty m:val="p"/>
+                  </m:rPr>
+                  <m:t>(</m:t>
+                </m:r>
+                <m:sSup>
+                  <m:e>
+                    <m:r>
+                      <m:t>x</m:t>
+                    </m:r>
+                  </m:e>
+                  <m:sup>
+                    <m:r>
+                      <m:t>2</m:t>
+                    </m:r>
+                  </m:sup>
+                </m:sSup>
+                <m:sSup>
+                  <m:e>
+                    <m:r>
+                      <m:rPr>
+                        <m:sty m:val="p"/>
+                      </m:rPr>
+                      <m:t>)</m:t>
+                    </m:r>
+                  </m:e>
+                  <m:sup>
+                    <m:r>
+                      <m:t>4</m:t>
+                    </m:r>
+                  </m:sup>
+                </m:sSup>
+                <m:r>
+                  <m:rPr>
+                    <m:sty m:val="p"/>
+                  </m:rPr>
+                  <m:t>·</m:t>
+                </m:r>
+                <m:r>
+                  <m:rPr>
+                    <m:sty m:val="p"/>
+                  </m:rPr>
+                  <m:t>(</m:t>
+                </m:r>
+                <m:sSup>
+                  <m:e>
+                    <m:r>
+                      <m:t>y</m:t>
+                    </m:r>
+                  </m:e>
+                  <m:sup>
+                    <m:r>
+                      <m:t>3</m:t>
+                    </m:r>
+                  </m:sup>
+                </m:sSup>
+                <m:sSup>
+                  <m:e>
+                    <m:r>
+                      <m:rPr>
+                        <m:sty m:val="p"/>
+                      </m:rPr>
+                      <m:t>)</m:t>
+                    </m:r>
                   </m:e>
                   <m:sup>
                     <m:r>
@@ -4380,18 +4398,18 @@
                 <wp:inline>
                   <wp:extent cx="152400" cy="152400"/>
                   <wp:effectExtent b="0" l="0" r="0" t="0"/>
-                  <wp:docPr descr="" title="" id="38" name="Picture"/>
+                  <wp:docPr descr="" title="" id="27" name="Picture"/>
                   <a:graphic>
                     <a:graphicData uri="http://schemas.openxmlformats.org/drawingml/2006/picture">
                       <pic:pic>
                         <pic:nvPicPr>
-                          <pic:cNvPr descr="/Applications/quarto/share/formats/docx/note.png" id="39" name="Picture"/>
+                          <pic:cNvPr descr="/Applications/quarto/share/formats/docx/note.png" id="28" name="Picture"/>
                           <pic:cNvPicPr>
                             <a:picLocks noChangeArrowheads="1" noChangeAspect="1"/>
                           </pic:cNvPicPr>
                         </pic:nvPicPr>
                         <pic:blipFill>
-                          <a:blip r:embed="rId20"/>
+                          <a:blip r:embed="rId9"/>
                           <a:stretch>
                             <a:fillRect/>
                           </a:stretch>
@@ -4641,18 +4659,18 @@
                 <wp:inline>
                   <wp:extent cx="152400" cy="152400"/>
                   <wp:effectExtent b="0" l="0" r="0" t="0"/>
-                  <wp:docPr descr="" title="" id="40" name="Picture"/>
+                  <wp:docPr descr="" title="" id="29" name="Picture"/>
                   <a:graphic>
                     <a:graphicData uri="http://schemas.openxmlformats.org/drawingml/2006/picture">
                       <pic:pic>
                         <pic:nvPicPr>
-                          <pic:cNvPr descr="/Applications/quarto/share/formats/docx/note.png" id="41" name="Picture"/>
+                          <pic:cNvPr descr="/Applications/quarto/share/formats/docx/note.png" id="30" name="Picture"/>
                           <pic:cNvPicPr>
                             <a:picLocks noChangeArrowheads="1" noChangeAspect="1"/>
                           </pic:cNvPicPr>
                         </pic:nvPicPr>
                         <pic:blipFill>
-                          <a:blip r:embed="rId20"/>
+                          <a:blip r:embed="rId9"/>
                           <a:stretch>
                             <a:fillRect/>
                           </a:stretch>
@@ -4710,48 +4728,50 @@
               <w:t xml:space="preserve"> </w:t>
             </w:r>
             <m:oMath>
+              <m:r>
+                <m:rPr>
+                  <m:sty m:val="p"/>
+                </m:rPr>
+                <m:t>(</m:t>
+              </m:r>
               <m:sSup>
                 <m:e>
-                  <m:d>
-                    <m:dPr>
-                      <m:begChr m:val="("/>
-                      <m:sepChr m:val=""/>
-                      <m:endChr m:val=")"/>
-                      <m:grow/>
-                    </m:dPr>
-                    <m:e>
-                      <m:sSup>
-                        <m:e>
-                          <m:r>
-                            <m:t>x</m:t>
-                          </m:r>
-                        </m:e>
-                        <m:sup>
-                          <m:r>
-                            <m:t>2</m:t>
-                          </m:r>
-                        </m:sup>
-                      </m:sSup>
-                      <m:r>
-                        <m:rPr>
-                          <m:sty m:val="p"/>
-                        </m:rPr>
-                        <m:t>+</m:t>
-                      </m:r>
-                      <m:sSup>
-                        <m:e>
-                          <m:r>
-                            <m:t>y</m:t>
-                          </m:r>
-                        </m:e>
-                        <m:sup>
-                          <m:r>
-                            <m:t>5</m:t>
-                          </m:r>
-                        </m:sup>
-                      </m:sSup>
-                    </m:e>
-                  </m:d>
+                  <m:r>
+                    <m:t>x</m:t>
+                  </m:r>
+                </m:e>
+                <m:sup>
+                  <m:r>
+                    <m:t>2</m:t>
+                  </m:r>
+                </m:sup>
+              </m:sSup>
+              <m:r>
+                <m:rPr>
+                  <m:sty m:val="p"/>
+                </m:rPr>
+                <m:t>+</m:t>
+              </m:r>
+              <m:sSup>
+                <m:e>
+                  <m:r>
+                    <m:t>y</m:t>
+                  </m:r>
+                </m:e>
+                <m:sup>
+                  <m:r>
+                    <m:t>5</m:t>
+                  </m:r>
+                </m:sup>
+              </m:sSup>
+              <m:sSup>
+                <m:e>
+                  <m:r>
+                    <m:rPr>
+                      <m:sty m:val="p"/>
+                    </m:rPr>
+                    <m:t>)</m:t>
+                  </m:r>
                 </m:e>
                 <m:sup>
                   <m:r>
@@ -4781,48 +4801,50 @@
                 <m:jc m:val="center"/>
               </m:oMathParaPr>
               <m:oMath>
+                <m:r>
+                  <m:rPr>
+                    <m:sty m:val="p"/>
+                  </m:rPr>
+                  <m:t>(</m:t>
+                </m:r>
                 <m:sSup>
                   <m:e>
-                    <m:d>
-                      <m:dPr>
-                        <m:begChr m:val="("/>
-                        <m:sepChr m:val=""/>
-                        <m:endChr m:val=")"/>
-                        <m:grow/>
-                      </m:dPr>
-                      <m:e>
-                        <m:sSup>
-                          <m:e>
-                            <m:r>
-                              <m:t>x</m:t>
-                            </m:r>
-                          </m:e>
-                          <m:sup>
-                            <m:r>
-                              <m:t>2</m:t>
-                            </m:r>
-                          </m:sup>
-                        </m:sSup>
-                        <m:r>
-                          <m:rPr>
-                            <m:sty m:val="p"/>
-                          </m:rPr>
-                          <m:t>+</m:t>
-                        </m:r>
-                        <m:sSup>
-                          <m:e>
-                            <m:r>
-                              <m:t>y</m:t>
-                            </m:r>
-                          </m:e>
-                          <m:sup>
-                            <m:r>
-                              <m:t>5</m:t>
-                            </m:r>
-                          </m:sup>
-                        </m:sSup>
-                      </m:e>
-                    </m:d>
+                    <m:r>
+                      <m:t>x</m:t>
+                    </m:r>
+                  </m:e>
+                  <m:sup>
+                    <m:r>
+                      <m:t>2</m:t>
+                    </m:r>
+                  </m:sup>
+                </m:sSup>
+                <m:r>
+                  <m:rPr>
+                    <m:sty m:val="p"/>
+                  </m:rPr>
+                  <m:t>+</m:t>
+                </m:r>
+                <m:sSup>
+                  <m:e>
+                    <m:r>
+                      <m:t>y</m:t>
+                    </m:r>
+                  </m:e>
+                  <m:sup>
+                    <m:r>
+                      <m:t>5</m:t>
+                    </m:r>
+                  </m:sup>
+                </m:sSup>
+                <m:sSup>
+                  <m:e>
+                    <m:r>
+                      <m:rPr>
+                        <m:sty m:val="p"/>
+                      </m:rPr>
+                      <m:t>)</m:t>
+                    </m:r>
                   </m:e>
                   <m:sup>
                     <m:r>
@@ -4900,18 +4922,18 @@
                 <wp:inline>
                   <wp:extent cx="152400" cy="152400"/>
                   <wp:effectExtent b="0" l="0" r="0" t="0"/>
-                  <wp:docPr descr="" title="" id="42" name="Picture"/>
+                  <wp:docPr descr="" title="" id="31" name="Picture"/>
                   <a:graphic>
                     <a:graphicData uri="http://schemas.openxmlformats.org/drawingml/2006/picture">
                       <pic:pic>
                         <pic:nvPicPr>
-                          <pic:cNvPr descr="/Applications/quarto/share/formats/docx/note.png" id="43" name="Picture"/>
+                          <pic:cNvPr descr="/Applications/quarto/share/formats/docx/note.png" id="32" name="Picture"/>
                           <pic:cNvPicPr>
                             <a:picLocks noChangeArrowheads="1" noChangeAspect="1"/>
                           </pic:cNvPicPr>
                         </pic:nvPicPr>
                         <pic:blipFill>
-                          <a:blip r:embed="rId20"/>
+                          <a:blip r:embed="rId9"/>
                           <a:stretch>
                             <a:fillRect/>
                           </a:stretch>
@@ -5677,18 +5699,18 @@
                 <wp:inline>
                   <wp:extent cx="152400" cy="152400"/>
                   <wp:effectExtent b="0" l="0" r="0" t="0"/>
-                  <wp:docPr descr="" title="" id="44" name="Picture"/>
+                  <wp:docPr descr="" title="" id="33" name="Picture"/>
                   <a:graphic>
                     <a:graphicData uri="http://schemas.openxmlformats.org/drawingml/2006/picture">
                       <pic:pic>
                         <pic:nvPicPr>
-                          <pic:cNvPr descr="/Applications/quarto/share/formats/docx/note.png" id="45" name="Picture"/>
+                          <pic:cNvPr descr="/Applications/quarto/share/formats/docx/note.png" id="34" name="Picture"/>
                           <pic:cNvPicPr>
                             <a:picLocks noChangeArrowheads="1" noChangeAspect="1"/>
                           </pic:cNvPicPr>
                         </pic:nvPicPr>
                         <pic:blipFill>
-                          <a:blip r:embed="rId20"/>
+                          <a:blip r:embed="rId9"/>
                           <a:stretch>
                             <a:fillRect/>
                           </a:stretch>
@@ -5746,36 +5768,38 @@
               <w:t xml:space="preserve"> </w:t>
             </w:r>
             <m:oMath>
+              <m:r>
+                <m:rPr>
+                  <m:sty m:val="p"/>
+                </m:rPr>
+                <m:t>(</m:t>
+              </m:r>
+              <m:r>
+                <m:t>3</m:t>
+              </m:r>
+              <m:r>
+                <m:t>x</m:t>
+              </m:r>
+              <m:r>
+                <m:rPr>
+                  <m:sty m:val="p"/>
+                </m:rPr>
+                <m:t>+</m:t>
+              </m:r>
+              <m:r>
+                <m:t>4</m:t>
+              </m:r>
+              <m:r>
+                <m:t>y</m:t>
+              </m:r>
               <m:sSup>
                 <m:e>
-                  <m:d>
-                    <m:dPr>
-                      <m:begChr m:val="("/>
-                      <m:sepChr m:val=""/>
-                      <m:endChr m:val=")"/>
-                      <m:grow/>
-                    </m:dPr>
-                    <m:e>
-                      <m:r>
-                        <m:t>3</m:t>
-                      </m:r>
-                      <m:r>
-                        <m:t>x</m:t>
-                      </m:r>
-                      <m:r>
-                        <m:rPr>
-                          <m:sty m:val="p"/>
-                        </m:rPr>
-                        <m:t>+</m:t>
-                      </m:r>
-                      <m:r>
-                        <m:t>4</m:t>
-                      </m:r>
-                      <m:r>
-                        <m:t>y</m:t>
-                      </m:r>
-                    </m:e>
-                  </m:d>
+                  <m:r>
+                    <m:rPr>
+                      <m:sty m:val="p"/>
+                    </m:rPr>
+                    <m:t>)</m:t>
+                  </m:r>
                 </m:e>
                 <m:sup>
                   <m:r>
@@ -5811,36 +5835,38 @@
                 <m:jc m:val="center"/>
               </m:oMathParaPr>
               <m:oMath>
+                <m:r>
+                  <m:rPr>
+                    <m:sty m:val="p"/>
+                  </m:rPr>
+                  <m:t>(</m:t>
+                </m:r>
+                <m:r>
+                  <m:t>3</m:t>
+                </m:r>
+                <m:r>
+                  <m:t>x</m:t>
+                </m:r>
+                <m:r>
+                  <m:rPr>
+                    <m:sty m:val="p"/>
+                  </m:rPr>
+                  <m:t>+</m:t>
+                </m:r>
+                <m:r>
+                  <m:t>4</m:t>
+                </m:r>
+                <m:r>
+                  <m:t>y</m:t>
+                </m:r>
                 <m:sSup>
                   <m:e>
-                    <m:d>
-                      <m:dPr>
-                        <m:begChr m:val="("/>
-                        <m:sepChr m:val=""/>
-                        <m:endChr m:val=")"/>
-                        <m:grow/>
-                      </m:dPr>
-                      <m:e>
-                        <m:r>
-                          <m:t>3</m:t>
-                        </m:r>
-                        <m:r>
-                          <m:t>x</m:t>
-                        </m:r>
-                        <m:r>
-                          <m:rPr>
-                            <m:sty m:val="p"/>
-                          </m:rPr>
-                          <m:t>+</m:t>
-                        </m:r>
-                        <m:r>
-                          <m:t>4</m:t>
-                        </m:r>
-                        <m:r>
-                          <m:t>y</m:t>
-                        </m:r>
-                      </m:e>
-                    </m:d>
+                    <m:r>
+                      <m:rPr>
+                        <m:sty m:val="p"/>
+                      </m:rPr>
+                      <m:t>)</m:t>
+                    </m:r>
                   </m:e>
                   <m:sup>
                     <m:r>
@@ -5896,7 +5922,7 @@
         </w:tc>
       </w:tr>
     </w:tbl>
-    <w:bookmarkStart w:id="46" w:name="law-6-fractional-indices"/>
+    <w:bookmarkStart w:id="35" w:name="law-6-fractional-indices"/>
     <w:p>
       <w:pPr>
         <w:pStyle w:val="Heading2"/>
@@ -6582,39 +6608,41 @@
             </m:rPr>
             <m:t>=</m:t>
           </m:r>
+          <m:r>
+            <m:rPr>
+              <m:sty m:val="p"/>
+            </m:rPr>
+            <m:t>(</m:t>
+          </m:r>
           <m:sSup>
             <m:e>
-              <m:d>
-                <m:dPr>
-                  <m:begChr m:val="("/>
-                  <m:sepChr m:val=""/>
-                  <m:endChr m:val=")"/>
-                  <m:grow/>
-                </m:dPr>
-                <m:e>
-                  <m:sSup>
-                    <m:e>
-                      <m:r>
-                        <m:t>a</m:t>
-                      </m:r>
-                    </m:e>
-                    <m:sup>
-                      <m:r>
-                        <m:t>1</m:t>
-                      </m:r>
-                      <m:r>
-                        <m:rPr>
-                          <m:sty m:val="p"/>
-                        </m:rPr>
-                        <m:t>/</m:t>
-                      </m:r>
-                      <m:r>
-                        <m:t>n</m:t>
-                      </m:r>
-                    </m:sup>
-                  </m:sSup>
-                </m:e>
-              </m:d>
+              <m:r>
+                <m:t>a</m:t>
+              </m:r>
+            </m:e>
+            <m:sup>
+              <m:r>
+                <m:t>1</m:t>
+              </m:r>
+              <m:r>
+                <m:rPr>
+                  <m:sty m:val="p"/>
+                </m:rPr>
+                <m:t>/</m:t>
+              </m:r>
+              <m:r>
+                <m:t>n</m:t>
+              </m:r>
+            </m:sup>
+          </m:sSup>
+          <m:sSup>
+            <m:e>
+              <m:r>
+                <m:rPr>
+                  <m:sty m:val="p"/>
+                </m:rPr>
+                <m:t>)</m:t>
+              </m:r>
             </m:e>
             <m:sup>
               <m:r>
@@ -6628,30 +6656,32 @@
             </m:rPr>
             <m:t>=</m:t>
           </m:r>
+          <m:r>
+            <m:rPr>
+              <m:sty m:val="p"/>
+            </m:rPr>
+            <m:t>(</m:t>
+          </m:r>
+          <m:rad>
+            <m:deg>
+              <m:r>
+                <m:t>n</m:t>
+              </m:r>
+            </m:deg>
+            <m:e>
+              <m:r>
+                <m:t>a</m:t>
+              </m:r>
+            </m:e>
+          </m:rad>
           <m:sSup>
             <m:e>
-              <m:d>
-                <m:dPr>
-                  <m:begChr m:val="("/>
-                  <m:sepChr m:val=""/>
-                  <m:endChr m:val=")"/>
-                  <m:grow/>
-                </m:dPr>
-                <m:e>
-                  <m:rad>
-                    <m:deg>
-                      <m:r>
-                        <m:t>n</m:t>
-                      </m:r>
-                    </m:deg>
-                    <m:e>
-                      <m:r>
-                        <m:t>a</m:t>
-                      </m:r>
-                    </m:e>
-                  </m:rad>
-                </m:e>
-              </m:d>
+              <m:r>
+                <m:rPr>
+                  <m:sty m:val="p"/>
+                </m:rPr>
+                <m:t>)</m:t>
+              </m:r>
             </m:e>
             <m:sup>
               <m:r>
@@ -6700,30 +6730,32 @@
           </m:rPr>
           <m:t>=</m:t>
         </m:r>
+        <m:r>
+          <m:rPr>
+            <m:sty m:val="p"/>
+          </m:rPr>
+          <m:t>(</m:t>
+        </m:r>
         <m:sSup>
           <m:e>
-            <m:d>
-              <m:dPr>
-                <m:begChr m:val="("/>
-                <m:sepChr m:val=""/>
-                <m:endChr m:val=")"/>
-                <m:grow/>
-              </m:dPr>
-              <m:e>
-                <m:sSup>
-                  <m:e>
-                    <m:r>
-                      <m:t>a</m:t>
-                    </m:r>
-                  </m:e>
-                  <m:sup>
-                    <m:r>
-                      <m:t>r</m:t>
-                    </m:r>
-                  </m:sup>
-                </m:sSup>
-              </m:e>
-            </m:d>
+            <m:r>
+              <m:t>a</m:t>
+            </m:r>
+          </m:e>
+          <m:sup>
+            <m:r>
+              <m:t>r</m:t>
+            </m:r>
+          </m:sup>
+        </m:sSup>
+        <m:sSup>
+          <m:e>
+            <m:r>
+              <m:rPr>
+                <m:sty m:val="p"/>
+              </m:rPr>
+              <m:t>)</m:t>
+            </m:r>
           </m:e>
           <m:sup>
             <m:r>
@@ -6745,7 +6777,7 @@
         <w:t xml:space="preserve">.</w:t>
       </w:r>
     </w:p>
-    <w:bookmarkEnd w:id="46"/>
+    <w:bookmarkEnd w:id="35"/>
     <w:tbl>
       <w:tblPr>
         <w:tblStyle w:val="Table"/>
@@ -6786,18 +6818,18 @@
                 <wp:inline>
                   <wp:extent cx="152400" cy="152400"/>
                   <wp:effectExtent b="0" l="0" r="0" t="0"/>
-                  <wp:docPr descr="" title="" id="47" name="Picture"/>
+                  <wp:docPr descr="" title="" id="36" name="Picture"/>
                   <a:graphic>
                     <a:graphicData uri="http://schemas.openxmlformats.org/drawingml/2006/picture">
                       <pic:pic>
                         <pic:nvPicPr>
-                          <pic:cNvPr descr="/Applications/quarto/share/formats/docx/note.png" id="48" name="Picture"/>
+                          <pic:cNvPr descr="/Applications/quarto/share/formats/docx/note.png" id="37" name="Picture"/>
                           <pic:cNvPicPr>
                             <a:picLocks noChangeArrowheads="1" noChangeAspect="1"/>
                           </pic:cNvPicPr>
                         </pic:nvPicPr>
                         <pic:blipFill>
-                          <a:blip r:embed="rId20"/>
+                          <a:blip r:embed="rId9"/>
                           <a:stretch>
                             <a:fillRect/>
                           </a:stretch>
@@ -6863,31 +6895,33 @@
                   </m:r>
                 </m:e>
                 <m:sup>
-                  <m:d>
-                    <m:dPr>
-                      <m:begChr m:val="("/>
-                      <m:sepChr m:val=""/>
-                      <m:endChr m:val=")"/>
-                      <m:grow/>
-                    </m:dPr>
-                    <m:e>
-                      <m:f>
-                        <m:fPr>
-                          <m:type m:val="bar"/>
-                        </m:fPr>
-                        <m:num>
-                          <m:r>
-                            <m:t>3</m:t>
-                          </m:r>
-                        </m:num>
-                        <m:den>
-                          <m:r>
-                            <m:t>4</m:t>
-                          </m:r>
-                        </m:den>
-                      </m:f>
-                    </m:e>
-                  </m:d>
+                  <m:r>
+                    <m:rPr>
+                      <m:sty m:val="p"/>
+                    </m:rPr>
+                    <m:t>(</m:t>
+                  </m:r>
+                  <m:f>
+                    <m:fPr>
+                      <m:type m:val="bar"/>
+                    </m:fPr>
+                    <m:num>
+                      <m:r>
+                        <m:t>3</m:t>
+                      </m:r>
+                    </m:num>
+                    <m:den>
+                      <m:r>
+                        <m:t>4</m:t>
+                      </m:r>
+                    </m:den>
+                  </m:f>
+                  <m:r>
+                    <m:rPr>
+                      <m:sty m:val="p"/>
+                    </m:rPr>
+                    <m:t>)</m:t>
+                  </m:r>
                 </m:sup>
               </m:sSup>
             </m:oMath>
@@ -6941,30 +6975,32 @@
               <w:t xml:space="preserve"> </w:t>
             </w:r>
             <m:oMath>
+              <m:r>
+                <m:rPr>
+                  <m:sty m:val="p"/>
+                </m:rPr>
+                <m:t>(</m:t>
+              </m:r>
+              <m:rad>
+                <m:deg>
+                  <m:r>
+                    <m:t>4</m:t>
+                  </m:r>
+                </m:deg>
+                <m:e>
+                  <m:r>
+                    <m:t>10000</m:t>
+                  </m:r>
+                </m:e>
+              </m:rad>
               <m:sSup>
                 <m:e>
-                  <m:d>
-                    <m:dPr>
-                      <m:begChr m:val="("/>
-                      <m:sepChr m:val=""/>
-                      <m:endChr m:val=")"/>
-                      <m:grow/>
-                    </m:dPr>
-                    <m:e>
-                      <m:rad>
-                        <m:deg>
-                          <m:r>
-                            <m:t>4</m:t>
-                          </m:r>
-                        </m:deg>
-                        <m:e>
-                          <m:r>
-                            <m:t>10000</m:t>
-                          </m:r>
-                        </m:e>
-                      </m:rad>
-                    </m:e>
-                  </m:d>
+                  <m:r>
+                    <m:rPr>
+                      <m:sty m:val="p"/>
+                    </m:rPr>
+                    <m:t>)</m:t>
+                  </m:r>
                 </m:e>
                 <m:sup>
                   <m:r>
@@ -7038,30 +7074,32 @@
               <w:t xml:space="preserve"> </w:t>
             </w:r>
             <m:oMath>
+              <m:r>
+                <m:rPr>
+                  <m:sty m:val="p"/>
+                </m:rPr>
+                <m:t>(</m:t>
+              </m:r>
+              <m:rad>
+                <m:deg>
+                  <m:r>
+                    <m:t>4</m:t>
+                  </m:r>
+                </m:deg>
+                <m:e>
+                  <m:r>
+                    <m:t>10000</m:t>
+                  </m:r>
+                </m:e>
+              </m:rad>
               <m:sSup>
                 <m:e>
-                  <m:d>
-                    <m:dPr>
-                      <m:begChr m:val="("/>
-                      <m:sepChr m:val=""/>
-                      <m:endChr m:val=")"/>
-                      <m:grow/>
-                    </m:dPr>
-                    <m:e>
-                      <m:rad>
-                        <m:deg>
-                          <m:r>
-                            <m:t>4</m:t>
-                          </m:r>
-                        </m:deg>
-                        <m:e>
-                          <m:r>
-                            <m:t>10000</m:t>
-                          </m:r>
-                        </m:e>
-                      </m:rad>
-                    </m:e>
-                  </m:d>
+                  <m:r>
+                    <m:rPr>
+                      <m:sty m:val="p"/>
+                    </m:rPr>
+                    <m:t>)</m:t>
+                  </m:r>
                 </m:e>
                 <m:sup>
                   <m:r>
@@ -7201,30 +7239,32 @@
                 </m:rPr>
                 <m:t>=</m:t>
               </m:r>
+              <m:r>
+                <m:rPr>
+                  <m:sty m:val="p"/>
+                </m:rPr>
+                <m:t>(</m:t>
+              </m:r>
+              <m:rad>
+                <m:deg>
+                  <m:r>
+                    <m:t>3</m:t>
+                  </m:r>
+                </m:deg>
+                <m:e>
+                  <m:r>
+                    <m:t>27</m:t>
+                  </m:r>
+                </m:e>
+              </m:rad>
               <m:sSup>
                 <m:e>
-                  <m:d>
-                    <m:dPr>
-                      <m:begChr m:val="("/>
-                      <m:sepChr m:val=""/>
-                      <m:endChr m:val=")"/>
-                      <m:grow/>
-                    </m:dPr>
-                    <m:e>
-                      <m:rad>
-                        <m:deg>
-                          <m:r>
-                            <m:t>3</m:t>
-                          </m:r>
-                        </m:deg>
-                        <m:e>
-                          <m:r>
-                            <m:t>27</m:t>
-                          </m:r>
-                        </m:e>
-                      </m:rad>
-                    </m:e>
-                  </m:d>
+                  <m:r>
+                    <m:rPr>
+                      <m:sty m:val="p"/>
+                    </m:rPr>
+                    <m:t>)</m:t>
+                  </m:r>
                 </m:e>
                 <m:sup>
                   <m:r>
@@ -7277,30 +7317,32 @@
                 <m:jc m:val="center"/>
               </m:oMathParaPr>
               <m:oMath>
+                <m:r>
+                  <m:rPr>
+                    <m:sty m:val="p"/>
+                  </m:rPr>
+                  <m:t>(</m:t>
+                </m:r>
+                <m:rad>
+                  <m:deg>
+                    <m:r>
+                      <m:t>3</m:t>
+                    </m:r>
+                  </m:deg>
+                  <m:e>
+                    <m:r>
+                      <m:t>27</m:t>
+                    </m:r>
+                  </m:e>
+                </m:rad>
                 <m:sSup>
                   <m:e>
-                    <m:d>
-                      <m:dPr>
-                        <m:begChr m:val="("/>
-                        <m:sepChr m:val=""/>
-                        <m:endChr m:val=")"/>
-                        <m:grow/>
-                      </m:dPr>
-                      <m:e>
-                        <m:rad>
-                          <m:deg>
-                            <m:r>
-                              <m:t>3</m:t>
-                            </m:r>
-                          </m:deg>
-                          <m:e>
-                            <m:r>
-                              <m:t>27</m:t>
-                            </m:r>
-                          </m:e>
-                        </m:rad>
-                      </m:e>
-                    </m:d>
+                    <m:r>
+                      <m:rPr>
+                        <m:sty m:val="p"/>
+                      </m:rPr>
+                      <m:t>)</m:t>
+                    </m:r>
                   </m:e>
                   <m:sup>
                     <m:r>
@@ -7551,18 +7593,18 @@
                 <wp:inline>
                   <wp:extent cx="152400" cy="152400"/>
                   <wp:effectExtent b="0" l="0" r="0" t="0"/>
-                  <wp:docPr descr="" title="" id="49" name="Picture"/>
+                  <wp:docPr descr="" title="" id="38" name="Picture"/>
                   <a:graphic>
                     <a:graphicData uri="http://schemas.openxmlformats.org/drawingml/2006/picture">
                       <pic:pic>
                         <pic:nvPicPr>
-                          <pic:cNvPr descr="/Applications/quarto/share/formats/docx/note.png" id="50" name="Picture"/>
+                          <pic:cNvPr descr="/Applications/quarto/share/formats/docx/note.png" id="39" name="Picture"/>
                           <pic:cNvPicPr>
                             <a:picLocks noChangeArrowheads="1" noChangeAspect="1"/>
                           </pic:cNvPicPr>
                         </pic:nvPicPr>
                         <pic:blipFill>
-                          <a:blip r:embed="rId20"/>
+                          <a:blip r:embed="rId9"/>
                           <a:stretch>
                             <a:fillRect/>
                           </a:stretch>
@@ -7667,24 +7709,26 @@
                   </m:rPr>
                   <m:t>=</m:t>
                 </m:r>
+                <m:r>
+                  <m:rPr>
+                    <m:sty m:val="p"/>
+                  </m:rPr>
+                  <m:t>(</m:t>
+                </m:r>
+                <m:r>
+                  <m:t>a</m:t>
+                </m:r>
+                <m:r>
+                  <m:t>b</m:t>
+                </m:r>
                 <m:sSup>
                   <m:e>
-                    <m:d>
-                      <m:dPr>
-                        <m:begChr m:val="("/>
-                        <m:sepChr m:val=""/>
-                        <m:endChr m:val=")"/>
-                        <m:grow/>
-                      </m:dPr>
-                      <m:e>
-                        <m:r>
-                          <m:t>a</m:t>
-                        </m:r>
-                        <m:r>
-                          <m:t>b</m:t>
-                        </m:r>
-                      </m:e>
-                    </m:d>
+                    <m:r>
+                      <m:rPr>
+                        <m:sty m:val="p"/>
+                      </m:rPr>
+                      <m:t>)</m:t>
+                    </m:r>
                   </m:e>
                   <m:sup>
                     <m:r>
@@ -7766,37 +7810,39 @@
                   <m:e>
                     <m:limLow>
                       <m:e>
-                        <m:d>
-                          <m:dPr>
-                            <m:begChr m:val="("/>
-                            <m:sepChr m:val=""/>
-                            <m:endChr m:val=")"/>
-                            <m:grow/>
-                          </m:dPr>
-                          <m:e>
-                            <m:r>
-                              <m:t>2</m:t>
-                            </m:r>
-                            <m:r>
-                              <m:rPr>
-                                <m:sty m:val="p"/>
-                              </m:rPr>
-                              <m:t>⋅</m:t>
-                            </m:r>
-                            <m:r>
-                              <m:t>2</m:t>
-                            </m:r>
-                            <m:r>
-                              <m:rPr>
-                                <m:sty m:val="p"/>
-                              </m:rPr>
-                              <m:t>⋅</m:t>
-                            </m:r>
-                            <m:r>
-                              <m:t>2</m:t>
-                            </m:r>
-                          </m:e>
-                        </m:d>
+                        <m:r>
+                          <m:rPr>
+                            <m:sty m:val="p"/>
+                          </m:rPr>
+                          <m:t>(</m:t>
+                        </m:r>
+                        <m:r>
+                          <m:t>2</m:t>
+                        </m:r>
+                        <m:r>
+                          <m:rPr>
+                            <m:sty m:val="p"/>
+                          </m:rPr>
+                          <m:t>⋅</m:t>
+                        </m:r>
+                        <m:r>
+                          <m:t>2</m:t>
+                        </m:r>
+                        <m:r>
+                          <m:rPr>
+                            <m:sty m:val="p"/>
+                          </m:rPr>
+                          <m:t>⋅</m:t>
+                        </m:r>
+                        <m:r>
+                          <m:t>2</m:t>
+                        </m:r>
+                        <m:r>
+                          <m:rPr>
+                            <m:sty m:val="p"/>
+                          </m:rPr>
+                          <m:t>)</m:t>
+                        </m:r>
                       </m:e>
                       <m:lim>
                         <m:r>
@@ -7815,8 +7861,8 @@
                     <m:r>
                       <m:rPr>
                         <m:nor/>
+                        <m:scr m:val="sans-serif"/>
                         <m:sty m:val="p"/>
-                        <m:scr m:val="sans-serif"/>
                       </m:rPr>
                       <m:t> times</m:t>
                     </m:r>
@@ -7832,37 +7878,39 @@
                   <m:e>
                     <m:limLow>
                       <m:e>
-                        <m:d>
-                          <m:dPr>
-                            <m:begChr m:val="("/>
-                            <m:sepChr m:val=""/>
-                            <m:endChr m:val=")"/>
-                            <m:grow/>
-                          </m:dPr>
-                          <m:e>
-                            <m:r>
-                              <m:t>3</m:t>
-                            </m:r>
-                            <m:r>
-                              <m:rPr>
-                                <m:sty m:val="p"/>
-                              </m:rPr>
-                              <m:t>⋅</m:t>
-                            </m:r>
-                            <m:r>
-                              <m:t>3</m:t>
-                            </m:r>
-                            <m:r>
-                              <m:rPr>
-                                <m:sty m:val="p"/>
-                              </m:rPr>
-                              <m:t>⋅</m:t>
-                            </m:r>
-                            <m:r>
-                              <m:t>3</m:t>
-                            </m:r>
-                          </m:e>
-                        </m:d>
+                        <m:r>
+                          <m:rPr>
+                            <m:sty m:val="p"/>
+                          </m:rPr>
+                          <m:t>(</m:t>
+                        </m:r>
+                        <m:r>
+                          <m:t>3</m:t>
+                        </m:r>
+                        <m:r>
+                          <m:rPr>
+                            <m:sty m:val="p"/>
+                          </m:rPr>
+                          <m:t>⋅</m:t>
+                        </m:r>
+                        <m:r>
+                          <m:t>3</m:t>
+                        </m:r>
+                        <m:r>
+                          <m:rPr>
+                            <m:sty m:val="p"/>
+                          </m:rPr>
+                          <m:t>⋅</m:t>
+                        </m:r>
+                        <m:r>
+                          <m:t>3</m:t>
+                        </m:r>
+                        <m:r>
+                          <m:rPr>
+                            <m:sty m:val="p"/>
+                          </m:rPr>
+                          <m:t>)</m:t>
+                        </m:r>
                       </m:e>
                       <m:lim>
                         <m:r>
@@ -7881,8 +7929,8 @@
                     <m:r>
                       <m:rPr>
                         <m:nor/>
+                        <m:scr m:val="sans-serif"/>
                         <m:sty m:val="p"/>
-                        <m:scr m:val="sans-serif"/>
                       </m:rPr>
                       <m:t> times</m:t>
                     </m:r>
@@ -7894,114 +7942,122 @@
                   </m:rPr>
                   <m:t>=</m:t>
                 </m:r>
-                <m:d>
-                  <m:dPr>
-                    <m:begChr m:val="("/>
-                    <m:sepChr m:val=""/>
-                    <m:endChr m:val=")"/>
-                    <m:grow/>
-                  </m:dPr>
+                <m:r>
+                  <m:rPr>
+                    <m:sty m:val="p"/>
+                  </m:rPr>
+                  <m:t>(</m:t>
+                </m:r>
+                <m:r>
+                  <m:t>2</m:t>
+                </m:r>
+                <m:r>
+                  <m:rPr>
+                    <m:sty m:val="p"/>
+                  </m:rPr>
+                  <m:t>⋅</m:t>
+                </m:r>
+                <m:r>
+                  <m:t>3</m:t>
+                </m:r>
+                <m:r>
+                  <m:rPr>
+                    <m:sty m:val="p"/>
+                  </m:rPr>
+                  <m:t>)</m:t>
+                </m:r>
+                <m:r>
+                  <m:rPr>
+                    <m:sty m:val="p"/>
+                  </m:rPr>
+                  <m:t>⋅</m:t>
+                </m:r>
+                <m:r>
+                  <m:rPr>
+                    <m:sty m:val="p"/>
+                  </m:rPr>
+                  <m:t>(</m:t>
+                </m:r>
+                <m:r>
+                  <m:t>2</m:t>
+                </m:r>
+                <m:r>
+                  <m:rPr>
+                    <m:sty m:val="p"/>
+                  </m:rPr>
+                  <m:t>⋅</m:t>
+                </m:r>
+                <m:r>
+                  <m:t>3</m:t>
+                </m:r>
+                <m:r>
+                  <m:rPr>
+                    <m:sty m:val="p"/>
+                  </m:rPr>
+                  <m:t>)</m:t>
+                </m:r>
+                <m:r>
+                  <m:rPr>
+                    <m:sty m:val="p"/>
+                  </m:rPr>
+                  <m:t>⋅</m:t>
+                </m:r>
+                <m:r>
+                  <m:rPr>
+                    <m:sty m:val="p"/>
+                  </m:rPr>
+                  <m:t>(</m:t>
+                </m:r>
+                <m:r>
+                  <m:t>2</m:t>
+                </m:r>
+                <m:r>
+                  <m:rPr>
+                    <m:sty m:val="p"/>
+                  </m:rPr>
+                  <m:t>⋅</m:t>
+                </m:r>
+                <m:r>
+                  <m:t>3</m:t>
+                </m:r>
+                <m:r>
+                  <m:rPr>
+                    <m:sty m:val="p"/>
+                  </m:rPr>
+                  <m:t>)</m:t>
+                </m:r>
+                <m:r>
+                  <m:rPr>
+                    <m:sty m:val="p"/>
+                  </m:rPr>
+                  <m:t>=</m:t>
+                </m:r>
+                <m:r>
+                  <m:rPr>
+                    <m:sty m:val="p"/>
+                  </m:rPr>
+                  <m:t>(</m:t>
+                </m:r>
+                <m:r>
+                  <m:t>2</m:t>
+                </m:r>
+                <m:r>
+                  <m:rPr>
+                    <m:sty m:val="p"/>
+                  </m:rPr>
+                  <m:t>⋅</m:t>
+                </m:r>
+                <m:r>
+                  <m:t>3</m:t>
+                </m:r>
+                <m:sSup>
                   <m:e>
-                    <m:r>
-                      <m:t>2</m:t>
-                    </m:r>
                     <m:r>
                       <m:rPr>
                         <m:sty m:val="p"/>
                       </m:rPr>
-                      <m:t>⋅</m:t>
-                    </m:r>
-                    <m:r>
-                      <m:t>3</m:t>
-                    </m:r>
-                  </m:e>
-                </m:d>
-                <m:r>
-                  <m:rPr>
-                    <m:sty m:val="p"/>
-                  </m:rPr>
-                  <m:t>⋅</m:t>
-                </m:r>
-                <m:d>
-                  <m:dPr>
-                    <m:begChr m:val="("/>
-                    <m:sepChr m:val=""/>
-                    <m:endChr m:val=")"/>
-                    <m:grow/>
-                  </m:dPr>
-                  <m:e>
-                    <m:r>
-                      <m:t>2</m:t>
-                    </m:r>
-                    <m:r>
-                      <m:rPr>
-                        <m:sty m:val="p"/>
-                      </m:rPr>
-                      <m:t>⋅</m:t>
-                    </m:r>
-                    <m:r>
-                      <m:t>3</m:t>
-                    </m:r>
-                  </m:e>
-                </m:d>
-                <m:r>
-                  <m:rPr>
-                    <m:sty m:val="p"/>
-                  </m:rPr>
-                  <m:t>⋅</m:t>
-                </m:r>
-                <m:d>
-                  <m:dPr>
-                    <m:begChr m:val="("/>
-                    <m:sepChr m:val=""/>
-                    <m:endChr m:val=")"/>
-                    <m:grow/>
-                  </m:dPr>
-                  <m:e>
-                    <m:r>
-                      <m:t>2</m:t>
-                    </m:r>
-                    <m:r>
-                      <m:rPr>
-                        <m:sty m:val="p"/>
-                      </m:rPr>
-                      <m:t>⋅</m:t>
-                    </m:r>
-                    <m:r>
-                      <m:t>3</m:t>
-                    </m:r>
-                  </m:e>
-                </m:d>
-                <m:r>
-                  <m:rPr>
-                    <m:sty m:val="p"/>
-                  </m:rPr>
-                  <m:t>=</m:t>
-                </m:r>
-                <m:sSup>
-                  <m:e>
-                    <m:d>
-                      <m:dPr>
-                        <m:begChr m:val="("/>
-                        <m:sepChr m:val=""/>
-                        <m:endChr m:val=")"/>
-                        <m:grow/>
-                      </m:dPr>
-                      <m:e>
-                        <m:r>
-                          <m:t>2</m:t>
-                        </m:r>
-                        <m:r>
-                          <m:rPr>
-                            <m:sty m:val="p"/>
-                          </m:rPr>
-                          <m:t>⋅</m:t>
-                        </m:r>
-                        <m:r>
-                          <m:t>3</m:t>
-                        </m:r>
-                      </m:e>
-                    </m:d>
+                      <m:t>)</m:t>
+                    </m:r>
                   </m:e>
                   <m:sup>
                     <m:r>
@@ -8070,18 +8126,18 @@
                 <wp:inline>
                   <wp:extent cx="152400" cy="152400"/>
                   <wp:effectExtent b="0" l="0" r="0" t="0"/>
-                  <wp:docPr descr="" title="" id="51" name="Picture"/>
+                  <wp:docPr descr="" title="" id="40" name="Picture"/>
                   <a:graphic>
                     <a:graphicData uri="http://schemas.openxmlformats.org/drawingml/2006/picture">
                       <pic:pic>
                         <pic:nvPicPr>
-                          <pic:cNvPr descr="/Applications/quarto/share/formats/docx/note.png" id="52" name="Picture"/>
+                          <pic:cNvPr descr="/Applications/quarto/share/formats/docx/note.png" id="41" name="Picture"/>
                           <pic:cNvPicPr>
                             <a:picLocks noChangeArrowheads="1" noChangeAspect="1"/>
                           </pic:cNvPicPr>
                         </pic:nvPicPr>
                         <pic:blipFill>
-                          <a:blip r:embed="rId20"/>
+                          <a:blip r:embed="rId9"/>
                           <a:stretch>
                             <a:fillRect/>
                           </a:stretch>
@@ -8139,24 +8195,26 @@
               <w:t xml:space="preserve"> </w:t>
             </w:r>
             <m:oMath>
+              <m:r>
+                <m:rPr>
+                  <m:sty m:val="p"/>
+                </m:rPr>
+                <m:t>(</m:t>
+              </m:r>
+              <m:r>
+                <m:t>3</m:t>
+              </m:r>
+              <m:r>
+                <m:t>x</m:t>
+              </m:r>
               <m:sSup>
                 <m:e>
-                  <m:d>
-                    <m:dPr>
-                      <m:begChr m:val="("/>
-                      <m:sepChr m:val=""/>
-                      <m:endChr m:val=")"/>
-                      <m:grow/>
-                    </m:dPr>
-                    <m:e>
-                      <m:r>
-                        <m:t>3</m:t>
-                      </m:r>
-                      <m:r>
-                        <m:t>x</m:t>
-                      </m:r>
-                    </m:e>
-                  </m:d>
+                  <m:r>
+                    <m:rPr>
+                      <m:sty m:val="p"/>
+                    </m:rPr>
+                    <m:t>)</m:t>
+                  </m:r>
                 </m:e>
                 <m:sup>
                   <m:r>
@@ -8229,24 +8287,26 @@
               <w:t xml:space="preserve"> </w:t>
             </w:r>
             <m:oMath>
+              <m:r>
+                <m:rPr>
+                  <m:sty m:val="p"/>
+                </m:rPr>
+                <m:t>(</m:t>
+              </m:r>
+              <m:r>
+                <m:t>3</m:t>
+              </m:r>
+              <m:r>
+                <m:t>x</m:t>
+              </m:r>
               <m:sSup>
                 <m:e>
-                  <m:d>
-                    <m:dPr>
-                      <m:begChr m:val="("/>
-                      <m:sepChr m:val=""/>
-                      <m:endChr m:val=")"/>
-                      <m:grow/>
-                    </m:dPr>
-                    <m:e>
-                      <m:r>
-                        <m:t>3</m:t>
-                      </m:r>
-                      <m:r>
-                        <m:t>x</m:t>
-                      </m:r>
-                    </m:e>
-                  </m:d>
+                  <m:r>
+                    <m:rPr>
+                      <m:sty m:val="p"/>
+                    </m:rPr>
+                    <m:t>)</m:t>
+                  </m:r>
                 </m:e>
                 <m:sup>
                   <m:r>
@@ -8315,45 +8375,47 @@
               <w:t xml:space="preserve"> </w:t>
             </w:r>
             <m:oMath>
+              <m:r>
+                <m:rPr>
+                  <m:sty m:val="p"/>
+                </m:rPr>
+                <m:t>(</m:t>
+              </m:r>
               <m:sSup>
                 <m:e>
-                  <m:d>
-                    <m:dPr>
-                      <m:begChr m:val="("/>
-                      <m:sepChr m:val=""/>
-                      <m:endChr m:val=")"/>
-                      <m:grow/>
-                    </m:dPr>
-                    <m:e>
-                      <m:sSup>
-                        <m:e>
-                          <m:r>
-                            <m:t>x</m:t>
-                          </m:r>
-                        </m:e>
-                        <m:sup>
-                          <m:r>
-                            <m:t>3</m:t>
-                          </m:r>
-                        </m:sup>
-                      </m:sSup>
-                      <m:sSup>
-                        <m:e>
-                          <m:r>
-                            <m:t>y</m:t>
-                          </m:r>
-                        </m:e>
-                        <m:sup>
-                          <m:r>
-                            <m:t>2</m:t>
-                          </m:r>
-                        </m:sup>
-                      </m:sSup>
-                      <m:r>
-                        <m:t>z</m:t>
-                      </m:r>
-                    </m:e>
-                  </m:d>
+                  <m:r>
+                    <m:t>x</m:t>
+                  </m:r>
+                </m:e>
+                <m:sup>
+                  <m:r>
+                    <m:t>3</m:t>
+                  </m:r>
+                </m:sup>
+              </m:sSup>
+              <m:sSup>
+                <m:e>
+                  <m:r>
+                    <m:t>y</m:t>
+                  </m:r>
+                </m:e>
+                <m:sup>
+                  <m:r>
+                    <m:t>2</m:t>
+                  </m:r>
+                </m:sup>
+              </m:sSup>
+              <m:r>
+                <m:t>z</m:t>
+              </m:r>
+              <m:sSup>
+                <m:e>
+                  <m:r>
+                    <m:rPr>
+                      <m:sty m:val="p"/>
+                    </m:rPr>
+                    <m:t>)</m:t>
+                  </m:r>
                 </m:e>
                 <m:sup>
                   <m:r>
@@ -8381,45 +8443,47 @@
                 <m:jc m:val="center"/>
               </m:oMathParaPr>
               <m:oMath>
+                <m:r>
+                  <m:rPr>
+                    <m:sty m:val="p"/>
+                  </m:rPr>
+                  <m:t>(</m:t>
+                </m:r>
                 <m:sSup>
                   <m:e>
-                    <m:d>
-                      <m:dPr>
-                        <m:begChr m:val="("/>
-                        <m:sepChr m:val=""/>
-                        <m:endChr m:val=")"/>
-                        <m:grow/>
-                      </m:dPr>
-                      <m:e>
-                        <m:sSup>
-                          <m:e>
-                            <m:r>
-                              <m:t>x</m:t>
-                            </m:r>
-                          </m:e>
-                          <m:sup>
-                            <m:r>
-                              <m:t>3</m:t>
-                            </m:r>
-                          </m:sup>
-                        </m:sSup>
-                        <m:sSup>
-                          <m:e>
-                            <m:r>
-                              <m:t>y</m:t>
-                            </m:r>
-                          </m:e>
-                          <m:sup>
-                            <m:r>
-                              <m:t>2</m:t>
-                            </m:r>
-                          </m:sup>
-                        </m:sSup>
-                        <m:r>
-                          <m:t>z</m:t>
-                        </m:r>
-                      </m:e>
-                    </m:d>
+                    <m:r>
+                      <m:t>x</m:t>
+                    </m:r>
+                  </m:e>
+                  <m:sup>
+                    <m:r>
+                      <m:t>3</m:t>
+                    </m:r>
+                  </m:sup>
+                </m:sSup>
+                <m:sSup>
+                  <m:e>
+                    <m:r>
+                      <m:t>y</m:t>
+                    </m:r>
+                  </m:e>
+                  <m:sup>
+                    <m:r>
+                      <m:t>2</m:t>
+                    </m:r>
+                  </m:sup>
+                </m:sSup>
+                <m:r>
+                  <m:t>z</m:t>
+                </m:r>
+                <m:sSup>
+                  <m:e>
+                    <m:r>
+                      <m:rPr>
+                        <m:sty m:val="p"/>
+                      </m:rPr>
+                      <m:t>)</m:t>
+                    </m:r>
                   </m:e>
                   <m:sup>
                     <m:r>
@@ -8439,30 +8503,32 @@
                   </m:rPr>
                   <m:t>=</m:t>
                 </m:r>
+                <m:r>
+                  <m:rPr>
+                    <m:sty m:val="p"/>
+                  </m:rPr>
+                  <m:t>(</m:t>
+                </m:r>
                 <m:sSup>
                   <m:e>
-                    <m:d>
-                      <m:dPr>
-                        <m:begChr m:val="("/>
-                        <m:sepChr m:val=""/>
-                        <m:endChr m:val=")"/>
-                        <m:grow/>
-                      </m:dPr>
-                      <m:e>
-                        <m:sSup>
-                          <m:e>
-                            <m:r>
-                              <m:t>x</m:t>
-                            </m:r>
-                          </m:e>
-                          <m:sup>
-                            <m:r>
-                              <m:t>3</m:t>
-                            </m:r>
-                          </m:sup>
-                        </m:sSup>
-                      </m:e>
-                    </m:d>
+                    <m:r>
+                      <m:t>x</m:t>
+                    </m:r>
+                  </m:e>
+                  <m:sup>
+                    <m:r>
+                      <m:t>3</m:t>
+                    </m:r>
+                  </m:sup>
+                </m:sSup>
+                <m:sSup>
+                  <m:e>
+                    <m:r>
+                      <m:rPr>
+                        <m:sty m:val="p"/>
+                      </m:rPr>
+                      <m:t>)</m:t>
+                    </m:r>
                   </m:e>
                   <m:sup>
                     <m:r>
@@ -8482,30 +8548,32 @@
                   </m:rPr>
                   <m:t>⋅</m:t>
                 </m:r>
+                <m:r>
+                  <m:rPr>
+                    <m:sty m:val="p"/>
+                  </m:rPr>
+                  <m:t>(</m:t>
+                </m:r>
                 <m:sSup>
                   <m:e>
-                    <m:d>
-                      <m:dPr>
-                        <m:begChr m:val="("/>
-                        <m:sepChr m:val=""/>
-                        <m:endChr m:val=")"/>
-                        <m:grow/>
-                      </m:dPr>
-                      <m:e>
-                        <m:sSup>
-                          <m:e>
-                            <m:r>
-                              <m:t>y</m:t>
-                            </m:r>
-                          </m:e>
-                          <m:sup>
-                            <m:r>
-                              <m:t>2</m:t>
-                            </m:r>
-                          </m:sup>
-                        </m:sSup>
-                      </m:e>
-                    </m:d>
+                    <m:r>
+                      <m:t>y</m:t>
+                    </m:r>
+                  </m:e>
+                  <m:sup>
+                    <m:r>
+                      <m:t>2</m:t>
+                    </m:r>
+                  </m:sup>
+                </m:sSup>
+                <m:sSup>
+                  <m:e>
+                    <m:r>
+                      <m:rPr>
+                        <m:sty m:val="p"/>
+                      </m:rPr>
+                      <m:t>)</m:t>
+                    </m:r>
                   </m:e>
                   <m:sup>
                     <m:r>
@@ -8566,30 +8634,32 @@
                 <m:jc m:val="center"/>
               </m:oMathParaPr>
               <m:oMath>
+                <m:r>
+                  <m:rPr>
+                    <m:sty m:val="p"/>
+                  </m:rPr>
+                  <m:t>(</m:t>
+                </m:r>
                 <m:sSup>
                   <m:e>
-                    <m:d>
-                      <m:dPr>
-                        <m:begChr m:val="("/>
-                        <m:sepChr m:val=""/>
-                        <m:endChr m:val=")"/>
-                        <m:grow/>
-                      </m:dPr>
-                      <m:e>
-                        <m:sSup>
-                          <m:e>
-                            <m:r>
-                              <m:t>x</m:t>
-                            </m:r>
-                          </m:e>
-                          <m:sup>
-                            <m:r>
-                              <m:t>3</m:t>
-                            </m:r>
-                          </m:sup>
-                        </m:sSup>
-                      </m:e>
-                    </m:d>
+                    <m:r>
+                      <m:t>x</m:t>
+                    </m:r>
+                  </m:e>
+                  <m:sup>
+                    <m:r>
+                      <m:t>3</m:t>
+                    </m:r>
+                  </m:sup>
+                </m:sSup>
+                <m:sSup>
+                  <m:e>
+                    <m:r>
+                      <m:rPr>
+                        <m:sty m:val="p"/>
+                      </m:rPr>
+                      <m:t>)</m:t>
+                    </m:r>
                   </m:e>
                   <m:sup>
                     <m:r>
@@ -8609,30 +8679,32 @@
                   </m:rPr>
                   <m:t>⋅</m:t>
                 </m:r>
+                <m:r>
+                  <m:rPr>
+                    <m:sty m:val="p"/>
+                  </m:rPr>
+                  <m:t>(</m:t>
+                </m:r>
                 <m:sSup>
                   <m:e>
-                    <m:d>
-                      <m:dPr>
-                        <m:begChr m:val="("/>
-                        <m:sepChr m:val=""/>
-                        <m:endChr m:val=")"/>
-                        <m:grow/>
-                      </m:dPr>
-                      <m:e>
-                        <m:sSup>
-                          <m:e>
-                            <m:r>
-                              <m:t>y</m:t>
-                            </m:r>
-                          </m:e>
-                          <m:sup>
-                            <m:r>
-                              <m:t>2</m:t>
-                            </m:r>
-                          </m:sup>
-                        </m:sSup>
-                      </m:e>
-                    </m:d>
+                    <m:r>
+                      <m:t>y</m:t>
+                    </m:r>
+                  </m:e>
+                  <m:sup>
+                    <m:r>
+                      <m:t>2</m:t>
+                    </m:r>
+                  </m:sup>
+                </m:sSup>
+                <m:sSup>
+                  <m:e>
+                    <m:r>
+                      <m:rPr>
+                        <m:sty m:val="p"/>
+                      </m:rPr>
+                      <m:t>)</m:t>
+                    </m:r>
                   </m:e>
                   <m:sup>
                     <m:r>
@@ -8765,45 +8837,47 @@
                 <m:jc m:val="center"/>
               </m:oMathParaPr>
               <m:oMath>
+                <m:r>
+                  <m:rPr>
+                    <m:sty m:val="p"/>
+                  </m:rPr>
+                  <m:t>(</m:t>
+                </m:r>
                 <m:sSup>
                   <m:e>
-                    <m:d>
-                      <m:dPr>
-                        <m:begChr m:val="("/>
-                        <m:sepChr m:val=""/>
-                        <m:endChr m:val=")"/>
-                        <m:grow/>
-                      </m:dPr>
-                      <m:e>
-                        <m:sSup>
-                          <m:e>
-                            <m:r>
-                              <m:t>x</m:t>
-                            </m:r>
-                          </m:e>
-                          <m:sup>
-                            <m:r>
-                              <m:t>3</m:t>
-                            </m:r>
-                          </m:sup>
-                        </m:sSup>
-                        <m:sSup>
-                          <m:e>
-                            <m:r>
-                              <m:t>y</m:t>
-                            </m:r>
-                          </m:e>
-                          <m:sup>
-                            <m:r>
-                              <m:t>2</m:t>
-                            </m:r>
-                          </m:sup>
-                        </m:sSup>
-                        <m:r>
-                          <m:t>z</m:t>
-                        </m:r>
-                      </m:e>
-                    </m:d>
+                    <m:r>
+                      <m:t>x</m:t>
+                    </m:r>
+                  </m:e>
+                  <m:sup>
+                    <m:r>
+                      <m:t>3</m:t>
+                    </m:r>
+                  </m:sup>
+                </m:sSup>
+                <m:sSup>
+                  <m:e>
+                    <m:r>
+                      <m:t>y</m:t>
+                    </m:r>
+                  </m:e>
+                  <m:sup>
+                    <m:r>
+                      <m:t>2</m:t>
+                    </m:r>
+                  </m:sup>
+                </m:sSup>
+                <m:r>
+                  <m:t>z</m:t>
+                </m:r>
+                <m:sSup>
+                  <m:e>
+                    <m:r>
+                      <m:rPr>
+                        <m:sty m:val="p"/>
+                      </m:rPr>
+                      <m:t>)</m:t>
+                    </m:r>
                   </m:e>
                   <m:sup>
                     <m:r>
@@ -9094,18 +9168,18 @@
                 <wp:inline>
                   <wp:extent cx="152400" cy="152400"/>
                   <wp:effectExtent b="0" l="0" r="0" t="0"/>
-                  <wp:docPr descr="" title="" id="53" name="Picture"/>
+                  <wp:docPr descr="" title="" id="42" name="Picture"/>
                   <a:graphic>
                     <a:graphicData uri="http://schemas.openxmlformats.org/drawingml/2006/picture">
                       <pic:pic>
                         <pic:nvPicPr>
-                          <pic:cNvPr descr="/Applications/quarto/share/formats/docx/note.png" id="54" name="Picture"/>
+                          <pic:cNvPr descr="/Applications/quarto/share/formats/docx/note.png" id="43" name="Picture"/>
                           <pic:cNvPicPr>
                             <a:picLocks noChangeArrowheads="1" noChangeAspect="1"/>
                           </pic:cNvPicPr>
                         </pic:nvPicPr>
                         <pic:blipFill>
-                          <a:blip r:embed="rId20"/>
+                          <a:blip r:embed="rId9"/>
                           <a:stretch>
                             <a:fillRect/>
                           </a:stretch>
@@ -9407,8 +9481,8 @@
                         <m:r>
                           <m:rPr>
                             <m:nor/>
+                            <m:scr m:val="sans-serif"/>
                             <m:sty m:val="p"/>
-                            <m:scr m:val="sans-serif"/>
                           </m:rPr>
                           <m:t> times</m:t>
                         </m:r>
@@ -9468,8 +9542,8 @@
                         <m:r>
                           <m:rPr>
                             <m:nor/>
+                            <m:scr m:val="sans-serif"/>
                             <m:sty m:val="p"/>
-                            <m:scr m:val="sans-serif"/>
                           </m:rPr>
                           <m:t> times</m:t>
                         </m:r>
@@ -9656,18 +9730,18 @@
                 <wp:inline>
                   <wp:extent cx="152400" cy="152400"/>
                   <wp:effectExtent b="0" l="0" r="0" t="0"/>
-                  <wp:docPr descr="" title="" id="55" name="Picture"/>
+                  <wp:docPr descr="" title="" id="44" name="Picture"/>
                   <a:graphic>
                     <a:graphicData uri="http://schemas.openxmlformats.org/drawingml/2006/picture">
                       <pic:pic>
                         <pic:nvPicPr>
-                          <pic:cNvPr descr="/Applications/quarto/share/formats/docx/note.png" id="56" name="Picture"/>
+                          <pic:cNvPr descr="/Applications/quarto/share/formats/docx/note.png" id="45" name="Picture"/>
                           <pic:cNvPicPr>
                             <a:picLocks noChangeArrowheads="1" noChangeAspect="1"/>
                           </pic:cNvPicPr>
                         </pic:nvPicPr>
                         <pic:blipFill>
-                          <a:blip r:embed="rId20"/>
+                          <a:blip r:embed="rId9"/>
                           <a:stretch>
                             <a:fillRect/>
                           </a:stretch>
@@ -9725,42 +9799,44 @@
               <w:t xml:space="preserve"> </w:t>
             </w:r>
             <m:oMath>
+              <m:r>
+                <m:rPr>
+                  <m:sty m:val="p"/>
+                </m:rPr>
+                <m:t>(</m:t>
+              </m:r>
+              <m:r>
+                <m:t>2</m:t>
+              </m:r>
+              <m:r>
+                <m:t>x</m:t>
+              </m:r>
+              <m:r>
+                <m:rPr>
+                  <m:sty m:val="p"/>
+                </m:rPr>
+                <m:t>/</m:t>
+              </m:r>
               <m:sSup>
                 <m:e>
-                  <m:d>
-                    <m:dPr>
-                      <m:begChr m:val="("/>
-                      <m:sepChr m:val=""/>
-                      <m:endChr m:val=")"/>
-                      <m:grow/>
-                    </m:dPr>
-                    <m:e>
-                      <m:r>
-                        <m:t>2</m:t>
-                      </m:r>
-                      <m:r>
-                        <m:t>x</m:t>
-                      </m:r>
-                      <m:r>
-                        <m:rPr>
-                          <m:sty m:val="p"/>
-                        </m:rPr>
-                        <m:t>/</m:t>
-                      </m:r>
-                      <m:sSup>
-                        <m:e>
-                          <m:r>
-                            <m:t>y</m:t>
-                          </m:r>
-                        </m:e>
-                        <m:sup>
-                          <m:r>
-                            <m:t>2</m:t>
-                          </m:r>
-                        </m:sup>
-                      </m:sSup>
-                    </m:e>
-                  </m:d>
+                  <m:r>
+                    <m:t>y</m:t>
+                  </m:r>
+                </m:e>
+                <m:sup>
+                  <m:r>
+                    <m:t>2</m:t>
+                  </m:r>
+                </m:sup>
+              </m:sSup>
+              <m:sSup>
+                <m:e>
+                  <m:r>
+                    <m:rPr>
+                      <m:sty m:val="p"/>
+                    </m:rPr>
+                    <m:t>)</m:t>
+                  </m:r>
                 </m:e>
                 <m:sup>
                   <m:r>
@@ -9842,24 +9918,26 @@
                     <m:type m:val="bar"/>
                   </m:fPr>
                   <m:num>
+                    <m:r>
+                      <m:rPr>
+                        <m:sty m:val="p"/>
+                      </m:rPr>
+                      <m:t>(</m:t>
+                    </m:r>
+                    <m:r>
+                      <m:t>2</m:t>
+                    </m:r>
+                    <m:r>
+                      <m:t>x</m:t>
+                    </m:r>
                     <m:sSup>
                       <m:e>
-                        <m:d>
-                          <m:dPr>
-                            <m:begChr m:val="("/>
-                            <m:sepChr m:val=""/>
-                            <m:endChr m:val=")"/>
-                            <m:grow/>
-                          </m:dPr>
-                          <m:e>
-                            <m:r>
-                              <m:t>2</m:t>
-                            </m:r>
-                            <m:r>
-                              <m:t>x</m:t>
-                            </m:r>
-                          </m:e>
-                        </m:d>
+                        <m:r>
+                          <m:rPr>
+                            <m:sty m:val="p"/>
+                          </m:rPr>
+                          <m:t>)</m:t>
+                        </m:r>
                       </m:e>
                       <m:sup>
                         <m:r>
@@ -9869,30 +9947,32 @@
                     </m:sSup>
                   </m:num>
                   <m:den>
+                    <m:r>
+                      <m:rPr>
+                        <m:sty m:val="p"/>
+                      </m:rPr>
+                      <m:t>(</m:t>
+                    </m:r>
                     <m:sSup>
                       <m:e>
-                        <m:d>
-                          <m:dPr>
-                            <m:begChr m:val="("/>
-                            <m:sepChr m:val=""/>
-                            <m:endChr m:val=")"/>
-                            <m:grow/>
-                          </m:dPr>
-                          <m:e>
-                            <m:sSup>
-                              <m:e>
-                                <m:r>
-                                  <m:t>y</m:t>
-                                </m:r>
-                              </m:e>
-                              <m:sup>
-                                <m:r>
-                                  <m:t>2</m:t>
-                                </m:r>
-                              </m:sup>
-                            </m:sSup>
-                          </m:e>
-                        </m:d>
+                        <m:r>
+                          <m:t>y</m:t>
+                        </m:r>
+                      </m:e>
+                      <m:sup>
+                        <m:r>
+                          <m:t>2</m:t>
+                        </m:r>
+                      </m:sup>
+                    </m:sSup>
+                    <m:sSup>
+                      <m:e>
+                        <m:r>
+                          <m:rPr>
+                            <m:sty m:val="p"/>
+                          </m:rPr>
+                          <m:t>)</m:t>
+                        </m:r>
                       </m:e>
                       <m:sup>
                         <m:r>
@@ -10005,18 +10085,18 @@
                 <wp:inline>
                   <wp:extent cx="152400" cy="152400"/>
                   <wp:effectExtent b="0" l="0" r="0" t="0"/>
-                  <wp:docPr descr="" title="" id="57" name="Picture"/>
+                  <wp:docPr descr="" title="" id="46" name="Picture"/>
                   <a:graphic>
                     <a:graphicData uri="http://schemas.openxmlformats.org/drawingml/2006/picture">
                       <pic:pic>
                         <pic:nvPicPr>
-                          <pic:cNvPr descr="/Applications/quarto/share/formats/docx/note.png" id="58" name="Picture"/>
+                          <pic:cNvPr descr="/Applications/quarto/share/formats/docx/note.png" id="47" name="Picture"/>
                           <pic:cNvPicPr>
                             <a:picLocks noChangeArrowheads="1" noChangeAspect="1"/>
                           </pic:cNvPicPr>
                         </pic:nvPicPr>
                         <pic:blipFill>
-                          <a:blip r:embed="rId20"/>
+                          <a:blip r:embed="rId9"/>
                           <a:stretch>
                             <a:fillRect/>
                           </a:stretch>
@@ -10228,18 +10308,18 @@
                 <wp:inline>
                   <wp:extent cx="152400" cy="152400"/>
                   <wp:effectExtent b="0" l="0" r="0" t="0"/>
-                  <wp:docPr descr="" title="" id="59" name="Picture"/>
+                  <wp:docPr descr="" title="" id="48" name="Picture"/>
                   <a:graphic>
                     <a:graphicData uri="http://schemas.openxmlformats.org/drawingml/2006/picture">
                       <pic:pic>
                         <pic:nvPicPr>
-                          <pic:cNvPr descr="/Applications/quarto/share/formats/docx/note.png" id="60" name="Picture"/>
+                          <pic:cNvPr descr="/Applications/quarto/share/formats/docx/note.png" id="49" name="Picture"/>
                           <pic:cNvPicPr>
                             <a:picLocks noChangeArrowheads="1" noChangeAspect="1"/>
                           </pic:cNvPicPr>
                         </pic:nvPicPr>
                         <pic:blipFill>
-                          <a:blip r:embed="rId20"/>
+                          <a:blip r:embed="rId9"/>
                           <a:stretch>
                             <a:fillRect/>
                           </a:stretch>
@@ -10514,30 +10594,32 @@
                       </m:rPr>
                       <m:t>⋅</m:t>
                     </m:r>
+                    <m:r>
+                      <m:rPr>
+                        <m:sty m:val="p"/>
+                      </m:rPr>
+                      <m:t>(</m:t>
+                    </m:r>
                     <m:sSup>
                       <m:e>
-                        <m:d>
-                          <m:dPr>
-                            <m:begChr m:val="("/>
-                            <m:sepChr m:val=""/>
-                            <m:endChr m:val=")"/>
-                            <m:grow/>
-                          </m:dPr>
-                          <m:e>
-                            <m:sSup>
-                              <m:e>
-                                <m:r>
-                                  <m:t>2</m:t>
-                                </m:r>
-                              </m:e>
-                              <m:sup>
-                                <m:r>
-                                  <m:t>2</m:t>
-                                </m:r>
-                              </m:sup>
-                            </m:sSup>
-                          </m:e>
-                        </m:d>
+                        <m:r>
+                          <m:t>2</m:t>
+                        </m:r>
+                      </m:e>
+                      <m:sup>
+                        <m:r>
+                          <m:t>2</m:t>
+                        </m:r>
+                      </m:sup>
+                    </m:sSup>
+                    <m:sSup>
+                      <m:e>
+                        <m:r>
+                          <m:rPr>
+                            <m:sty m:val="p"/>
+                          </m:rPr>
+                          <m:t>)</m:t>
+                        </m:r>
                       </m:e>
                       <m:sup>
                         <m:r>
@@ -10775,18 +10857,18 @@
                 <wp:inline>
                   <wp:extent cx="152400" cy="152400"/>
                   <wp:effectExtent b="0" l="0" r="0" t="0"/>
-                  <wp:docPr descr="" title="" id="61" name="Picture"/>
+                  <wp:docPr descr="" title="" id="50" name="Picture"/>
                   <a:graphic>
                     <a:graphicData uri="http://schemas.openxmlformats.org/drawingml/2006/picture">
                       <pic:pic>
                         <pic:nvPicPr>
-                          <pic:cNvPr descr="/Applications/quarto/share/formats/docx/note.png" id="62" name="Picture"/>
+                          <pic:cNvPr descr="/Applications/quarto/share/formats/docx/note.png" id="51" name="Picture"/>
                           <pic:cNvPicPr>
                             <a:picLocks noChangeArrowheads="1" noChangeAspect="1"/>
                           </pic:cNvPicPr>
                         </pic:nvPicPr>
                         <pic:blipFill>
-                          <a:blip r:embed="rId20"/>
+                          <a:blip r:embed="rId9"/>
                           <a:stretch>
                             <a:fillRect/>
                           </a:stretch>
@@ -11140,18 +11222,18 @@
                 <wp:inline>
                   <wp:extent cx="152400" cy="152400"/>
                   <wp:effectExtent b="0" l="0" r="0" t="0"/>
-                  <wp:docPr descr="" title="" id="63" name="Picture"/>
+                  <wp:docPr descr="" title="" id="52" name="Picture"/>
                   <a:graphic>
                     <a:graphicData uri="http://schemas.openxmlformats.org/drawingml/2006/picture">
                       <pic:pic>
                         <pic:nvPicPr>
-                          <pic:cNvPr descr="/Applications/quarto/share/formats/docx/note.png" id="64" name="Picture"/>
+                          <pic:cNvPr descr="/Applications/quarto/share/formats/docx/note.png" id="53" name="Picture"/>
                           <pic:cNvPicPr>
                             <a:picLocks noChangeArrowheads="1" noChangeAspect="1"/>
                           </pic:cNvPicPr>
                         </pic:nvPicPr>
                         <pic:blipFill>
-                          <a:blip r:embed="rId20"/>
+                          <a:blip r:embed="rId9"/>
                           <a:stretch>
                             <a:fillRect/>
                           </a:stretch>
@@ -11449,30 +11531,32 @@
                 <m:r>
                   <m:t>3</m:t>
                 </m:r>
+                <m:r>
+                  <m:rPr>
+                    <m:sty m:val="p"/>
+                  </m:rPr>
+                  <m:t>(</m:t>
+                </m:r>
                 <m:sSup>
                   <m:e>
-                    <m:d>
-                      <m:dPr>
-                        <m:begChr m:val="("/>
-                        <m:sepChr m:val=""/>
-                        <m:endChr m:val=")"/>
-                        <m:grow/>
-                      </m:dPr>
-                      <m:e>
-                        <m:sSup>
-                          <m:e>
-                            <m:r>
-                              <m:t>x</m:t>
-                            </m:r>
-                          </m:e>
-                          <m:sup>
-                            <m:r>
-                              <m:t>9</m:t>
-                            </m:r>
-                          </m:sup>
-                        </m:sSup>
-                      </m:e>
-                    </m:d>
+                    <m:r>
+                      <m:t>x</m:t>
+                    </m:r>
+                  </m:e>
+                  <m:sup>
+                    <m:r>
+                      <m:t>9</m:t>
+                    </m:r>
+                  </m:sup>
+                </m:sSup>
+                <m:sSup>
+                  <m:e>
+                    <m:r>
+                      <m:rPr>
+                        <m:sty m:val="p"/>
+                      </m:rPr>
+                      <m:t>)</m:t>
+                    </m:r>
                   </m:e>
                   <m:sup>
                     <m:r>
@@ -11552,8 +11636,8 @@
         </w:tc>
       </w:tr>
     </w:tbl>
-    <w:bookmarkEnd w:id="65"/>
-    <w:bookmarkStart w:id="66" w:name="quick-check-problems"/>
+    <w:bookmarkEnd w:id="54"/>
+    <w:bookmarkStart w:id="55" w:name="quick-check-problems"/>
     <w:p>
       <w:pPr>
         <w:pStyle w:val="Heading1"/>
@@ -11678,75 +11762,77 @@
         </w:numPr>
       </w:pPr>
       <m:oMath>
+        <m:r>
+          <m:rPr>
+            <m:sty m:val="p"/>
+          </m:rPr>
+          <m:t>(</m:t>
+        </m:r>
+        <m:r>
+          <m:t>5</m:t>
+        </m:r>
         <m:sSup>
           <m:e>
-            <m:d>
-              <m:dPr>
-                <m:begChr m:val="("/>
-                <m:sepChr m:val=""/>
-                <m:endChr m:val=")"/>
-                <m:grow/>
-              </m:dPr>
-              <m:e>
-                <m:r>
-                  <m:t>5</m:t>
-                </m:r>
-                <m:sSup>
-                  <m:e>
-                    <m:r>
-                      <m:t>x</m:t>
-                    </m:r>
-                  </m:e>
-                  <m:sup>
-                    <m:r>
-                      <m:t>2</m:t>
-                    </m:r>
-                  </m:sup>
-                </m:sSup>
-                <m:r>
-                  <m:rPr>
-                    <m:sty m:val="p"/>
-                  </m:rPr>
-                  <m:t>·</m:t>
-                </m:r>
-                <m:r>
-                  <m:t>2</m:t>
-                </m:r>
-                <m:sSup>
-                  <m:e>
-                    <m:r>
-                      <m:t>x</m:t>
-                    </m:r>
-                  </m:e>
-                  <m:sup>
-                    <m:r>
-                      <m:t>5</m:t>
-                    </m:r>
-                  </m:sup>
-                </m:sSup>
-                <m:r>
-                  <m:rPr>
-                    <m:sty m:val="p"/>
-                  </m:rPr>
-                  <m:t>·</m:t>
-                </m:r>
-                <m:r>
-                  <m:t>3</m:t>
-                </m:r>
-                <m:sSup>
-                  <m:e>
-                    <m:r>
-                      <m:t>x</m:t>
-                    </m:r>
-                  </m:e>
-                  <m:sup>
-                    <m:r>
-                      <m:t>4</m:t>
-                    </m:r>
-                  </m:sup>
-                </m:sSup>
-              </m:e>
-            </m:d>
+            <m:r>
+              <m:t>x</m:t>
+            </m:r>
+          </m:e>
+          <m:sup>
+            <m:r>
+              <m:t>2</m:t>
+            </m:r>
+          </m:sup>
+        </m:sSup>
+        <m:r>
+          <m:rPr>
+            <m:sty m:val="p"/>
+          </m:rPr>
+          <m:t>·</m:t>
+        </m:r>
+        <m:r>
+          <m:t>2</m:t>
+        </m:r>
+        <m:sSup>
+          <m:e>
+            <m:r>
+              <m:t>x</m:t>
+            </m:r>
+          </m:e>
+          <m:sup>
+            <m:r>
+              <m:t>5</m:t>
+            </m:r>
+          </m:sup>
+        </m:sSup>
+        <m:r>
+          <m:rPr>
+            <m:sty m:val="p"/>
+          </m:rPr>
+          <m:t>·</m:t>
+        </m:r>
+        <m:r>
+          <m:t>3</m:t>
+        </m:r>
+        <m:sSup>
+          <m:e>
+            <m:r>
+              <m:t>x</m:t>
+            </m:r>
+          </m:e>
+          <m:sup>
+            <m:r>
+              <m:t>4</m:t>
+            </m:r>
+          </m:sup>
+        </m:sSup>
+        <m:sSup>
+          <m:e>
+            <m:r>
+              <m:rPr>
+                <m:sty m:val="p"/>
+              </m:rPr>
+              <m:t>)</m:t>
+            </m:r>
           </m:e>
           <m:sup>
             <m:r>
@@ -11998,24 +12084,26 @@
             <m:r>
               <m:t>12</m:t>
             </m:r>
+            <m:r>
+              <m:rPr>
+                <m:sty m:val="p"/>
+              </m:rPr>
+              <m:t>(</m:t>
+            </m:r>
+            <m:r>
+              <m:t>x</m:t>
+            </m:r>
+            <m:r>
+              <m:t>z</m:t>
+            </m:r>
             <m:sSup>
               <m:e>
-                <m:d>
-                  <m:dPr>
-                    <m:begChr m:val="("/>
-                    <m:sepChr m:val=""/>
-                    <m:endChr m:val=")"/>
-                    <m:grow/>
-                  </m:dPr>
-                  <m:e>
-                    <m:r>
-                      <m:t>x</m:t>
-                    </m:r>
-                    <m:r>
-                      <m:t>z</m:t>
-                    </m:r>
-                  </m:e>
-                </m:d>
+                <m:r>
+                  <m:rPr>
+                    <m:sty m:val="p"/>
+                  </m:rPr>
+                  <m:t>)</m:t>
+                </m:r>
               </m:e>
               <m:sup>
                 <m:r>
@@ -12105,8 +12193,8 @@
         </m:r>
       </m:oMath>
     </w:p>
-    <w:bookmarkEnd w:id="66"/>
-    <w:bookmarkStart w:id="70" w:name="further-reading"/>
+    <w:bookmarkEnd w:id="55"/>
+    <w:bookmarkStart w:id="59" w:name="further-reading"/>
     <w:p>
       <w:pPr>
         <w:pStyle w:val="Heading1"/>
@@ -12119,7 +12207,7 @@
       <w:pPr>
         <w:pStyle w:val="FirstParagraph"/>
       </w:pPr>
-      <w:hyperlink r:id="rId67">
+      <w:hyperlink r:id="rId56">
         <w:r>
           <w:rPr>
             <w:rStyle w:val="Hyperlink"/>
@@ -12128,7 +12216,7 @@
         </w:r>
       </w:hyperlink>
     </w:p>
-    <w:bookmarkStart w:id="69" w:name="version-history-and-licensing"/>
+    <w:bookmarkStart w:id="58" w:name="version-history-and-licensing"/>
     <w:p>
       <w:pPr>
         <w:pStyle w:val="Heading2"/>
@@ -12161,7 +12249,7 @@
       <w:pPr>
         <w:pStyle w:val="FirstParagraph"/>
       </w:pPr>
-      <w:hyperlink r:id="rId68">
+      <w:hyperlink r:id="rId57">
         <w:r>
           <w:rPr>
             <w:rStyle w:val="Hyperlink"/>
@@ -12170,8 +12258,8 @@
         </w:r>
       </w:hyperlink>
     </w:p>
-    <w:bookmarkEnd w:id="69"/>
-    <w:bookmarkEnd w:id="70"/>
+    <w:bookmarkEnd w:id="58"/>
+    <w:bookmarkEnd w:id="59"/>
     <w:sectPr>
       <w:pgSz w:h="15840" w:w="12240"/>
       <w:pgMar w:bottom="1440" w:footer="720" w:gutter="0" w:header="720" w:left="1440" w:right="1440" w:top="1440"/>
